--- a/linux/linux配置wifi的方法.docx
+++ b/linux/linux配置wifi的方法.docx
@@ -4,7 +4,7 @@
   <w:body>
     <w:p>
       <w:pPr>
-        <w:pStyle w:val="9"/>
+        <w:pStyle w:val="11"/>
         <w:numPr>
           <w:ilvl w:val="0"/>
           <w:numId w:val="0"/>
@@ -12,14 +12,20 @@
         <w:ind w:left="360" w:leftChars="0" w:hanging="360" w:firstLineChars="0"/>
         <w:rPr>
           <w:rFonts w:hint="eastAsia"/>
+          <w:b/>
+          <w:bCs/>
+          <w:sz w:val="28"/>
+          <w:szCs w:val="32"/>
         </w:rPr>
       </w:pPr>
       <w:r>
         <w:rPr>
           <w:rFonts w:hint="default" w:asciiTheme="minorHAnsi" w:hAnsiTheme="minorHAnsi" w:eastAsiaTheme="minorEastAsia" w:cstheme="minorBidi"/>
+          <w:b/>
+          <w:bCs/>
           <w:kern w:val="2"/>
-          <w:sz w:val="21"/>
-          <w:szCs w:val="22"/>
+          <w:sz w:val="28"/>
+          <w:szCs w:val="32"/>
           <w:lang w:val="en-US" w:eastAsia="zh-CN" w:bidi="ar-SA"/>
         </w:rPr>
         <w:t>1、</w:t>
@@ -27,6 +33,10 @@
       <w:r>
         <w:rPr>
           <w:rFonts w:hint="eastAsia"/>
+          <w:b/>
+          <w:bCs/>
+          <w:sz w:val="28"/>
+          <w:szCs w:val="32"/>
         </w:rPr>
         <w:t>nmcli</w:t>
       </w:r>
@@ -47,6 +57,74 @@
     <w:p>
       <w:pPr>
         <w:rPr>
+          <w:rFonts w:hint="default" w:eastAsiaTheme="minorEastAsia"/>
+          <w:lang w:val="en-US" w:eastAsia="zh-CN"/>
+        </w:rPr>
+      </w:pPr>
+      <w:r>
+        <w:rPr>
+          <w:rFonts w:hint="eastAsia"/>
+          <w:lang w:val="en-US" w:eastAsia="zh-CN"/>
+        </w:rPr>
+        <w:t>nmcli -h显示帮助</w:t>
+      </w:r>
+    </w:p>
+    <w:p>
+      <w:pPr>
+        <w:rPr>
+          <w:rFonts w:hint="eastAsia"/>
+        </w:rPr>
+      </w:pPr>
+      <w:r>
+        <w:rPr>
+          <w:rFonts w:hint="eastAsia"/>
+        </w:rPr>
+        <w:drawing>
+          <wp:inline distT="0" distB="0" distL="114300" distR="114300">
+            <wp:extent cx="5273040" cy="5607685"/>
+            <wp:effectExtent l="0" t="0" r="3810" b="12065"/>
+            <wp:docPr id="1" name="图片 1"/>
+            <wp:cNvGraphicFramePr>
+              <a:graphicFrameLocks xmlns:a="http://schemas.openxmlformats.org/drawingml/2006/main" noChangeAspect="1"/>
+            </wp:cNvGraphicFramePr>
+            <a:graphic xmlns:a="http://schemas.openxmlformats.org/drawingml/2006/main">
+              <a:graphicData uri="http://schemas.openxmlformats.org/drawingml/2006/picture">
+                <pic:pic xmlns:pic="http://schemas.openxmlformats.org/drawingml/2006/picture">
+                  <pic:nvPicPr>
+                    <pic:cNvPr id="1" name="图片 1"/>
+                    <pic:cNvPicPr>
+                      <a:picLocks noChangeAspect="1"/>
+                    </pic:cNvPicPr>
+                  </pic:nvPicPr>
+                  <pic:blipFill>
+                    <a:blip r:embed="rId4"/>
+                    <a:stretch>
+                      <a:fillRect/>
+                    </a:stretch>
+                  </pic:blipFill>
+                  <pic:spPr>
+                    <a:xfrm>
+                      <a:off x="0" y="0"/>
+                      <a:ext cx="5273040" cy="5607685"/>
+                    </a:xfrm>
+                    <a:prstGeom prst="rect">
+                      <a:avLst/>
+                    </a:prstGeom>
+                    <a:noFill/>
+                    <a:ln>
+                      <a:noFill/>
+                    </a:ln>
+                  </pic:spPr>
+                </pic:pic>
+              </a:graphicData>
+            </a:graphic>
+          </wp:inline>
+        </w:drawing>
+      </w:r>
+    </w:p>
+    <w:p>
+      <w:pPr>
+        <w:rPr>
           <w:rFonts w:hint="eastAsia"/>
         </w:rPr>
       </w:pPr>
@@ -59,26 +137,15 @@
     </w:p>
     <w:p>
       <w:pPr>
-        <w:pStyle w:val="9"/>
+        <w:pStyle w:val="11"/>
         <w:numPr>
           <w:ilvl w:val="0"/>
           <w:numId w:val="0"/>
         </w:numPr>
-        <w:ind w:left="860" w:leftChars="0" w:hanging="440" w:firstLineChars="0"/>
-        <w:rPr>
-          <w:rFonts w:hint="eastAsia"/>
-        </w:rPr>
-      </w:pPr>
-      <w:r>
-        <w:rPr>
-          <w:rFonts w:hint="default" w:asciiTheme="minorHAnsi" w:hAnsiTheme="minorHAnsi" w:eastAsiaTheme="minorEastAsia" w:cstheme="minorBidi"/>
-          <w:kern w:val="2"/>
-          <w:sz w:val="21"/>
-          <w:szCs w:val="22"/>
-          <w:lang w:val="en-US" w:eastAsia="zh-CN" w:bidi="ar-SA"/>
-        </w:rPr>
-        <w:t>1)</w:t>
-      </w:r>
+        <w:rPr>
+          <w:rFonts w:hint="eastAsia"/>
+        </w:rPr>
+      </w:pPr>
       <w:r>
         <w:rPr>
           <w:rFonts w:hint="eastAsia"/>
@@ -88,11 +155,7 @@
     </w:p>
     <w:p>
       <w:pPr>
-        <w:pStyle w:val="9"/>
-        <w:ind w:left="860" w:firstLine="0" w:firstLineChars="0"/>
-        <w:rPr>
-          <w:rFonts w:hint="eastAsia"/>
-        </w:rPr>
+        <w:pStyle w:val="11"/>
       </w:pPr>
       <w:r>
         <w:drawing>
@@ -113,7 +176,7 @@
                     </pic:cNvPicPr>
                   </pic:nvPicPr>
                   <pic:blipFill>
-                    <a:blip r:embed="rId4"/>
+                    <a:blip r:embed="rId5"/>
                     <a:stretch>
                       <a:fillRect/>
                     </a:stretch>
@@ -136,26 +199,617 @@
     </w:p>
     <w:p>
       <w:pPr>
-        <w:pStyle w:val="9"/>
+        <w:pStyle w:val="11"/>
+        <w:ind w:left="0" w:leftChars="0" w:firstLine="0" w:firstLineChars="0"/>
+        <w:rPr>
+          <w:rFonts w:hint="default" w:eastAsiaTheme="minorEastAsia"/>
+          <w:b/>
+          <w:bCs/>
+          <w:sz w:val="28"/>
+          <w:szCs w:val="32"/>
+          <w:lang w:val="en-US" w:eastAsia="zh-CN"/>
+        </w:rPr>
+      </w:pPr>
+      <w:r>
+        <w:rPr>
+          <w:rFonts w:hint="eastAsia"/>
+          <w:b/>
+          <w:bCs/>
+          <w:sz w:val="21"/>
+          <w:szCs w:val="22"/>
+          <w:lang w:val="en-US" w:eastAsia="zh-CN"/>
+        </w:rPr>
+        <w:t>nmcli general</w:t>
+      </w:r>
+    </w:p>
+    <w:p>
+      <w:pPr>
+        <w:pStyle w:val="11"/>
+        <w:ind w:left="0" w:leftChars="0" w:firstLine="0" w:firstLineChars="0"/>
+        <w:rPr>
+          <w:rFonts w:hint="eastAsia"/>
+        </w:rPr>
+      </w:pPr>
+      <w:r>
+        <w:rPr>
+          <w:rFonts w:hint="eastAsia"/>
+        </w:rPr>
+        <w:drawing>
+          <wp:inline distT="0" distB="0" distL="114300" distR="114300">
+            <wp:extent cx="4962525" cy="5838825"/>
+            <wp:effectExtent l="0" t="0" r="9525" b="9525"/>
+            <wp:docPr id="2" name="图片 2"/>
+            <wp:cNvGraphicFramePr>
+              <a:graphicFrameLocks xmlns:a="http://schemas.openxmlformats.org/drawingml/2006/main" noChangeAspect="1"/>
+            </wp:cNvGraphicFramePr>
+            <a:graphic xmlns:a="http://schemas.openxmlformats.org/drawingml/2006/main">
+              <a:graphicData uri="http://schemas.openxmlformats.org/drawingml/2006/picture">
+                <pic:pic xmlns:pic="http://schemas.openxmlformats.org/drawingml/2006/picture">
+                  <pic:nvPicPr>
+                    <pic:cNvPr id="2" name="图片 2"/>
+                    <pic:cNvPicPr>
+                      <a:picLocks noChangeAspect="1"/>
+                    </pic:cNvPicPr>
+                  </pic:nvPicPr>
+                  <pic:blipFill>
+                    <a:blip r:embed="rId6"/>
+                    <a:stretch>
+                      <a:fillRect/>
+                    </a:stretch>
+                  </pic:blipFill>
+                  <pic:spPr>
+                    <a:xfrm>
+                      <a:off x="0" y="0"/>
+                      <a:ext cx="4962525" cy="5838825"/>
+                    </a:xfrm>
+                    <a:prstGeom prst="rect">
+                      <a:avLst/>
+                    </a:prstGeom>
+                    <a:noFill/>
+                    <a:ln>
+                      <a:noFill/>
+                    </a:ln>
+                  </pic:spPr>
+                </pic:pic>
+              </a:graphicData>
+            </a:graphic>
+          </wp:inline>
+        </w:drawing>
+      </w:r>
+    </w:p>
+    <w:p>
+      <w:pPr>
+        <w:pStyle w:val="11"/>
+        <w:ind w:left="0" w:leftChars="0" w:firstLine="0" w:firstLineChars="0"/>
+        <w:rPr>
+          <w:rFonts w:hint="eastAsia"/>
+          <w:b/>
+          <w:bCs/>
+          <w:sz w:val="21"/>
+          <w:szCs w:val="22"/>
+          <w:lang w:val="en-US" w:eastAsia="zh-CN"/>
+        </w:rPr>
+      </w:pPr>
+      <w:r>
+        <w:rPr>
+          <w:rFonts w:hint="eastAsia"/>
+          <w:b/>
+          <w:bCs/>
+          <w:sz w:val="21"/>
+          <w:szCs w:val="22"/>
+          <w:lang w:val="en-US" w:eastAsia="zh-CN"/>
+        </w:rPr>
+        <w:t>nmcli networking</w:t>
+      </w:r>
+    </w:p>
+    <w:p>
+      <w:pPr>
+        <w:pStyle w:val="11"/>
+        <w:ind w:left="0" w:leftChars="0" w:firstLine="0" w:firstLineChars="0"/>
+        <w:rPr>
+          <w:rFonts w:hint="default"/>
+          <w:lang w:val="en-US" w:eastAsia="zh-CN"/>
+        </w:rPr>
+      </w:pPr>
+      <w:r>
+        <w:rPr>
+          <w:rFonts w:hint="default"/>
+          <w:lang w:val="en-US" w:eastAsia="zh-CN"/>
+        </w:rPr>
+        <w:drawing>
+          <wp:inline distT="0" distB="0" distL="114300" distR="114300">
+            <wp:extent cx="3000375" cy="2095500"/>
+            <wp:effectExtent l="0" t="0" r="9525" b="0"/>
+            <wp:docPr id="3" name="图片 3"/>
+            <wp:cNvGraphicFramePr>
+              <a:graphicFrameLocks xmlns:a="http://schemas.openxmlformats.org/drawingml/2006/main" noChangeAspect="1"/>
+            </wp:cNvGraphicFramePr>
+            <a:graphic xmlns:a="http://schemas.openxmlformats.org/drawingml/2006/main">
+              <a:graphicData uri="http://schemas.openxmlformats.org/drawingml/2006/picture">
+                <pic:pic xmlns:pic="http://schemas.openxmlformats.org/drawingml/2006/picture">
+                  <pic:nvPicPr>
+                    <pic:cNvPr id="3" name="图片 3"/>
+                    <pic:cNvPicPr>
+                      <a:picLocks noChangeAspect="1"/>
+                    </pic:cNvPicPr>
+                  </pic:nvPicPr>
+                  <pic:blipFill>
+                    <a:blip r:embed="rId7"/>
+                    <a:stretch>
+                      <a:fillRect/>
+                    </a:stretch>
+                  </pic:blipFill>
+                  <pic:spPr>
+                    <a:xfrm>
+                      <a:off x="0" y="0"/>
+                      <a:ext cx="3000375" cy="2095500"/>
+                    </a:xfrm>
+                    <a:prstGeom prst="rect">
+                      <a:avLst/>
+                    </a:prstGeom>
+                    <a:noFill/>
+                    <a:ln>
+                      <a:noFill/>
+                    </a:ln>
+                  </pic:spPr>
+                </pic:pic>
+              </a:graphicData>
+            </a:graphic>
+          </wp:inline>
+        </w:drawing>
+      </w:r>
+    </w:p>
+    <w:p>
+      <w:pPr>
+        <w:pStyle w:val="11"/>
+        <w:ind w:left="0" w:leftChars="0" w:firstLine="0" w:firstLineChars="0"/>
+        <w:rPr>
+          <w:rFonts w:hint="eastAsia"/>
+          <w:b/>
+          <w:bCs/>
+          <w:sz w:val="28"/>
+          <w:szCs w:val="32"/>
+          <w:lang w:val="en-US" w:eastAsia="zh-CN"/>
+        </w:rPr>
+      </w:pPr>
+      <w:r>
+        <w:rPr>
+          <w:rFonts w:hint="eastAsia"/>
+          <w:b/>
+          <w:bCs/>
+          <w:sz w:val="21"/>
+          <w:szCs w:val="22"/>
+          <w:lang w:val="en-US" w:eastAsia="zh-CN"/>
+        </w:rPr>
+        <w:t>nmcli radio</w:t>
+      </w:r>
+    </w:p>
+    <w:p>
+      <w:pPr>
+        <w:pStyle w:val="11"/>
+        <w:ind w:left="0" w:leftChars="0" w:firstLine="0" w:firstLineChars="0"/>
+        <w:rPr>
+          <w:rFonts w:hint="default"/>
+          <w:lang w:val="en-US" w:eastAsia="zh-CN"/>
+        </w:rPr>
+      </w:pPr>
+      <w:r>
+        <w:rPr>
+          <w:rFonts w:hint="default"/>
+          <w:lang w:val="en-US" w:eastAsia="zh-CN"/>
+        </w:rPr>
+        <w:drawing>
+          <wp:inline distT="0" distB="0" distL="114300" distR="114300">
+            <wp:extent cx="2590800" cy="2276475"/>
+            <wp:effectExtent l="0" t="0" r="0" b="9525"/>
+            <wp:docPr id="4" name="图片 4"/>
+            <wp:cNvGraphicFramePr>
+              <a:graphicFrameLocks xmlns:a="http://schemas.openxmlformats.org/drawingml/2006/main" noChangeAspect="1"/>
+            </wp:cNvGraphicFramePr>
+            <a:graphic xmlns:a="http://schemas.openxmlformats.org/drawingml/2006/main">
+              <a:graphicData uri="http://schemas.openxmlformats.org/drawingml/2006/picture">
+                <pic:pic xmlns:pic="http://schemas.openxmlformats.org/drawingml/2006/picture">
+                  <pic:nvPicPr>
+                    <pic:cNvPr id="4" name="图片 4"/>
+                    <pic:cNvPicPr>
+                      <a:picLocks noChangeAspect="1"/>
+                    </pic:cNvPicPr>
+                  </pic:nvPicPr>
+                  <pic:blipFill>
+                    <a:blip r:embed="rId8"/>
+                    <a:stretch>
+                      <a:fillRect/>
+                    </a:stretch>
+                  </pic:blipFill>
+                  <pic:spPr>
+                    <a:xfrm>
+                      <a:off x="0" y="0"/>
+                      <a:ext cx="2590800" cy="2276475"/>
+                    </a:xfrm>
+                    <a:prstGeom prst="rect">
+                      <a:avLst/>
+                    </a:prstGeom>
+                    <a:noFill/>
+                    <a:ln>
+                      <a:noFill/>
+                    </a:ln>
+                  </pic:spPr>
+                </pic:pic>
+              </a:graphicData>
+            </a:graphic>
+          </wp:inline>
+        </w:drawing>
+      </w:r>
+    </w:p>
+    <w:p>
+      <w:pPr>
+        <w:pStyle w:val="11"/>
+        <w:ind w:left="0" w:leftChars="0" w:firstLine="0" w:firstLineChars="0"/>
+        <w:rPr>
+          <w:rFonts w:hint="default"/>
+          <w:b/>
+          <w:bCs/>
+          <w:sz w:val="28"/>
+          <w:szCs w:val="32"/>
+          <w:lang w:val="en-US" w:eastAsia="zh-CN"/>
+        </w:rPr>
+      </w:pPr>
+      <w:r>
+        <w:rPr>
+          <w:rFonts w:hint="eastAsia"/>
+          <w:b/>
+          <w:bCs/>
+          <w:sz w:val="21"/>
+          <w:szCs w:val="22"/>
+          <w:lang w:val="en-US" w:eastAsia="zh-CN"/>
+        </w:rPr>
+        <w:t>nmcli connection</w:t>
+      </w:r>
+    </w:p>
+    <w:p>
+      <w:pPr>
+        <w:pStyle w:val="11"/>
+        <w:ind w:left="0" w:leftChars="0" w:firstLine="0" w:firstLineChars="0"/>
+        <w:rPr>
+          <w:rFonts w:hint="default"/>
+          <w:lang w:val="en-US" w:eastAsia="zh-CN"/>
+        </w:rPr>
+      </w:pPr>
+      <w:r>
+        <w:rPr>
+          <w:rFonts w:hint="default"/>
+          <w:lang w:val="en-US" w:eastAsia="zh-CN"/>
+        </w:rPr>
+        <w:drawing>
+          <wp:inline distT="0" distB="0" distL="114300" distR="114300">
+            <wp:extent cx="5267960" cy="4151630"/>
+            <wp:effectExtent l="0" t="0" r="8890" b="1270"/>
+            <wp:docPr id="5" name="图片 5"/>
+            <wp:cNvGraphicFramePr>
+              <a:graphicFrameLocks xmlns:a="http://schemas.openxmlformats.org/drawingml/2006/main" noChangeAspect="1"/>
+            </wp:cNvGraphicFramePr>
+            <a:graphic xmlns:a="http://schemas.openxmlformats.org/drawingml/2006/main">
+              <a:graphicData uri="http://schemas.openxmlformats.org/drawingml/2006/picture">
+                <pic:pic xmlns:pic="http://schemas.openxmlformats.org/drawingml/2006/picture">
+                  <pic:nvPicPr>
+                    <pic:cNvPr id="5" name="图片 5"/>
+                    <pic:cNvPicPr>
+                      <a:picLocks noChangeAspect="1"/>
+                    </pic:cNvPicPr>
+                  </pic:nvPicPr>
+                  <pic:blipFill>
+                    <a:blip r:embed="rId9"/>
+                    <a:stretch>
+                      <a:fillRect/>
+                    </a:stretch>
+                  </pic:blipFill>
+                  <pic:spPr>
+                    <a:xfrm>
+                      <a:off x="0" y="0"/>
+                      <a:ext cx="5267960" cy="4151630"/>
+                    </a:xfrm>
+                    <a:prstGeom prst="rect">
+                      <a:avLst/>
+                    </a:prstGeom>
+                    <a:noFill/>
+                    <a:ln>
+                      <a:noFill/>
+                    </a:ln>
+                  </pic:spPr>
+                </pic:pic>
+              </a:graphicData>
+            </a:graphic>
+          </wp:inline>
+        </w:drawing>
+      </w:r>
+    </w:p>
+    <w:p>
+      <w:pPr>
+        <w:pStyle w:val="11"/>
+        <w:ind w:left="0" w:leftChars="0" w:firstLine="0" w:firstLineChars="0"/>
+        <w:rPr>
+          <w:rFonts w:hint="default"/>
+          <w:b/>
+          <w:bCs/>
+          <w:sz w:val="28"/>
+          <w:szCs w:val="32"/>
+          <w:lang w:val="en-US" w:eastAsia="zh-CN"/>
+        </w:rPr>
+      </w:pPr>
+      <w:r>
+        <w:rPr>
+          <w:rFonts w:hint="eastAsia"/>
+          <w:b/>
+          <w:bCs/>
+          <w:sz w:val="21"/>
+          <w:szCs w:val="22"/>
+          <w:lang w:val="en-US" w:eastAsia="zh-CN"/>
+        </w:rPr>
+        <w:t xml:space="preserve">nmcli </w:t>
+      </w:r>
+      <w:r>
+        <w:rPr>
+          <w:rFonts w:hint="default"/>
+          <w:b/>
+          <w:bCs/>
+          <w:sz w:val="21"/>
+          <w:szCs w:val="22"/>
+          <w:lang w:val="en-US" w:eastAsia="zh-CN"/>
+        </w:rPr>
+        <w:t>device</w:t>
+      </w:r>
+    </w:p>
+    <w:p>
+      <w:pPr>
+        <w:bidi w:val="0"/>
+        <w:rPr>
+          <w:rFonts w:hint="default"/>
+          <w:lang w:val="en-US" w:eastAsia="zh-CN"/>
+        </w:rPr>
+      </w:pPr>
+      <w:r>
+        <w:rPr>
+          <w:rFonts w:hint="default"/>
+          <w:lang w:val="en-US" w:eastAsia="zh-CN"/>
+        </w:rPr>
+        <w:drawing>
+          <wp:inline distT="0" distB="0" distL="114300" distR="114300">
+            <wp:extent cx="5273040" cy="4489450"/>
+            <wp:effectExtent l="0" t="0" r="3810" b="6350"/>
+            <wp:docPr id="6" name="图片 6"/>
+            <wp:cNvGraphicFramePr>
+              <a:graphicFrameLocks xmlns:a="http://schemas.openxmlformats.org/drawingml/2006/main" noChangeAspect="1"/>
+            </wp:cNvGraphicFramePr>
+            <a:graphic xmlns:a="http://schemas.openxmlformats.org/drawingml/2006/main">
+              <a:graphicData uri="http://schemas.openxmlformats.org/drawingml/2006/picture">
+                <pic:pic xmlns:pic="http://schemas.openxmlformats.org/drawingml/2006/picture">
+                  <pic:nvPicPr>
+                    <pic:cNvPr id="6" name="图片 6"/>
+                    <pic:cNvPicPr>
+                      <a:picLocks noChangeAspect="1"/>
+                    </pic:cNvPicPr>
+                  </pic:nvPicPr>
+                  <pic:blipFill>
+                    <a:blip r:embed="rId10"/>
+                    <a:stretch>
+                      <a:fillRect/>
+                    </a:stretch>
+                  </pic:blipFill>
+                  <pic:spPr>
+                    <a:xfrm>
+                      <a:off x="0" y="0"/>
+                      <a:ext cx="5273040" cy="4489450"/>
+                    </a:xfrm>
+                    <a:prstGeom prst="rect">
+                      <a:avLst/>
+                    </a:prstGeom>
+                    <a:noFill/>
+                    <a:ln>
+                      <a:noFill/>
+                    </a:ln>
+                  </pic:spPr>
+                </pic:pic>
+              </a:graphicData>
+            </a:graphic>
+          </wp:inline>
+        </w:drawing>
+      </w:r>
+    </w:p>
+    <w:p>
+      <w:pPr>
+        <w:pStyle w:val="11"/>
+        <w:ind w:left="0" w:leftChars="0" w:firstLine="0" w:firstLineChars="0"/>
+        <w:rPr>
+          <w:rFonts w:hint="default"/>
+          <w:b/>
+          <w:bCs/>
+          <w:sz w:val="28"/>
+          <w:szCs w:val="32"/>
+          <w:lang w:val="en-US" w:eastAsia="zh-CN"/>
+        </w:rPr>
+      </w:pPr>
+      <w:r>
+        <w:rPr>
+          <w:rFonts w:hint="eastAsia"/>
+          <w:b/>
+          <w:bCs/>
+          <w:sz w:val="21"/>
+          <w:szCs w:val="22"/>
+          <w:lang w:val="en-US" w:eastAsia="zh-CN"/>
+        </w:rPr>
+        <w:t xml:space="preserve">nmcli </w:t>
+      </w:r>
+      <w:r>
+        <w:rPr>
+          <w:rFonts w:hint="default"/>
+          <w:b/>
+          <w:bCs/>
+          <w:sz w:val="21"/>
+          <w:szCs w:val="22"/>
+          <w:lang w:val="en-US" w:eastAsia="zh-CN"/>
+        </w:rPr>
+        <w:t>agent</w:t>
+      </w:r>
+    </w:p>
+    <w:p>
+      <w:pPr>
+        <w:bidi w:val="0"/>
+        <w:rPr>
+          <w:rFonts w:hint="default"/>
+          <w:lang w:val="en-US" w:eastAsia="zh-CN"/>
+        </w:rPr>
+      </w:pPr>
+      <w:r>
+        <w:rPr>
+          <w:rFonts w:hint="default"/>
+          <w:lang w:val="en-US" w:eastAsia="zh-CN"/>
+        </w:rPr>
+        <w:drawing>
+          <wp:inline distT="0" distB="0" distL="114300" distR="114300">
+            <wp:extent cx="4733925" cy="1381125"/>
+            <wp:effectExtent l="0" t="0" r="9525" b="9525"/>
+            <wp:docPr id="7" name="图片 7"/>
+            <wp:cNvGraphicFramePr>
+              <a:graphicFrameLocks xmlns:a="http://schemas.openxmlformats.org/drawingml/2006/main" noChangeAspect="1"/>
+            </wp:cNvGraphicFramePr>
+            <a:graphic xmlns:a="http://schemas.openxmlformats.org/drawingml/2006/main">
+              <a:graphicData uri="http://schemas.openxmlformats.org/drawingml/2006/picture">
+                <pic:pic xmlns:pic="http://schemas.openxmlformats.org/drawingml/2006/picture">
+                  <pic:nvPicPr>
+                    <pic:cNvPr id="7" name="图片 7"/>
+                    <pic:cNvPicPr>
+                      <a:picLocks noChangeAspect="1"/>
+                    </pic:cNvPicPr>
+                  </pic:nvPicPr>
+                  <pic:blipFill>
+                    <a:blip r:embed="rId11"/>
+                    <a:stretch>
+                      <a:fillRect/>
+                    </a:stretch>
+                  </pic:blipFill>
+                  <pic:spPr>
+                    <a:xfrm>
+                      <a:off x="0" y="0"/>
+                      <a:ext cx="4733925" cy="1381125"/>
+                    </a:xfrm>
+                    <a:prstGeom prst="rect">
+                      <a:avLst/>
+                    </a:prstGeom>
+                    <a:noFill/>
+                    <a:ln>
+                      <a:noFill/>
+                    </a:ln>
+                  </pic:spPr>
+                </pic:pic>
+              </a:graphicData>
+            </a:graphic>
+          </wp:inline>
+        </w:drawing>
+      </w:r>
+    </w:p>
+    <w:p>
+      <w:pPr>
+        <w:pStyle w:val="11"/>
+        <w:ind w:left="0" w:leftChars="0" w:firstLine="0" w:firstLineChars="0"/>
+        <w:rPr>
+          <w:rFonts w:hint="default"/>
+          <w:b/>
+          <w:bCs/>
+          <w:sz w:val="28"/>
+          <w:szCs w:val="32"/>
+          <w:lang w:val="en-US" w:eastAsia="zh-CN"/>
+        </w:rPr>
+      </w:pPr>
+      <w:r>
+        <w:rPr>
+          <w:rFonts w:hint="eastAsia"/>
+          <w:b/>
+          <w:bCs/>
+          <w:sz w:val="21"/>
+          <w:szCs w:val="22"/>
+          <w:lang w:val="en-US" w:eastAsia="zh-CN"/>
+        </w:rPr>
+        <w:t xml:space="preserve">nmcli </w:t>
+      </w:r>
+      <w:r>
+        <w:rPr>
+          <w:rFonts w:hint="default"/>
+          <w:b/>
+          <w:bCs/>
+          <w:sz w:val="21"/>
+          <w:szCs w:val="22"/>
+          <w:lang w:val="en-US" w:eastAsia="zh-CN"/>
+        </w:rPr>
+        <w:t>monitor</w:t>
+      </w:r>
+    </w:p>
+    <w:p>
+      <w:pPr>
+        <w:bidi w:val="0"/>
+        <w:rPr>
+          <w:rFonts w:hint="default"/>
+          <w:lang w:val="en-US" w:eastAsia="zh-CN"/>
+        </w:rPr>
+      </w:pPr>
+      <w:r>
+        <w:rPr>
+          <w:rFonts w:hint="default"/>
+          <w:lang w:val="en-US" w:eastAsia="zh-CN"/>
+        </w:rPr>
+        <w:drawing>
+          <wp:inline distT="0" distB="0" distL="114300" distR="114300">
+            <wp:extent cx="2981325" cy="1343025"/>
+            <wp:effectExtent l="0" t="0" r="9525" b="9525"/>
+            <wp:docPr id="8" name="图片 8"/>
+            <wp:cNvGraphicFramePr>
+              <a:graphicFrameLocks xmlns:a="http://schemas.openxmlformats.org/drawingml/2006/main" noChangeAspect="1"/>
+            </wp:cNvGraphicFramePr>
+            <a:graphic xmlns:a="http://schemas.openxmlformats.org/drawingml/2006/main">
+              <a:graphicData uri="http://schemas.openxmlformats.org/drawingml/2006/picture">
+                <pic:pic xmlns:pic="http://schemas.openxmlformats.org/drawingml/2006/picture">
+                  <pic:nvPicPr>
+                    <pic:cNvPr id="8" name="图片 8"/>
+                    <pic:cNvPicPr>
+                      <a:picLocks noChangeAspect="1"/>
+                    </pic:cNvPicPr>
+                  </pic:nvPicPr>
+                  <pic:blipFill>
+                    <a:blip r:embed="rId12"/>
+                    <a:stretch>
+                      <a:fillRect/>
+                    </a:stretch>
+                  </pic:blipFill>
+                  <pic:spPr>
+                    <a:xfrm>
+                      <a:off x="0" y="0"/>
+                      <a:ext cx="2981325" cy="1343025"/>
+                    </a:xfrm>
+                    <a:prstGeom prst="rect">
+                      <a:avLst/>
+                    </a:prstGeom>
+                    <a:noFill/>
+                    <a:ln>
+                      <a:noFill/>
+                    </a:ln>
+                  </pic:spPr>
+                </pic:pic>
+              </a:graphicData>
+            </a:graphic>
+          </wp:inline>
+        </w:drawing>
+      </w:r>
+    </w:p>
+    <w:p>
+      <w:pPr>
+        <w:pStyle w:val="11"/>
         <w:numPr>
           <w:ilvl w:val="0"/>
           <w:numId w:val="0"/>
         </w:numPr>
-        <w:ind w:left="860" w:leftChars="0" w:hanging="440" w:firstLineChars="0"/>
-        <w:rPr>
-          <w:rFonts w:hint="eastAsia"/>
-        </w:rPr>
-      </w:pPr>
-      <w:r>
-        <w:rPr>
-          <w:rFonts w:hint="default" w:asciiTheme="minorHAnsi" w:hAnsiTheme="minorHAnsi" w:eastAsiaTheme="minorEastAsia" w:cstheme="minorBidi"/>
-          <w:kern w:val="2"/>
-          <w:sz w:val="21"/>
-          <w:szCs w:val="22"/>
-          <w:lang w:val="en-US" w:eastAsia="zh-CN" w:bidi="ar-SA"/>
-        </w:rPr>
-        <w:t>2)</w:t>
-      </w:r>
+        <w:rPr>
+          <w:rFonts w:hint="eastAsia"/>
+        </w:rPr>
+      </w:pPr>
       <w:r>
         <w:rPr>
           <w:rFonts w:hint="eastAsia"/>
@@ -204,7 +858,7 @@
                     </pic:cNvPicPr>
                   </pic:nvPicPr>
                   <pic:blipFill>
-                    <a:blip r:embed="rId5"/>
+                    <a:blip r:embed="rId13"/>
                     <a:stretch>
                       <a:fillRect/>
                     </a:stretch>
@@ -227,7 +881,7 @@
     </w:p>
     <w:p>
       <w:pPr>
-        <w:pStyle w:val="9"/>
+        <w:pStyle w:val="11"/>
         <w:numPr>
           <w:ilvl w:val="0"/>
           <w:numId w:val="0"/>
@@ -247,8 +901,6 @@
         </w:rPr>
         <w:t>3)</w:t>
       </w:r>
-      <w:bookmarkStart w:id="0" w:name="_GoBack"/>
-      <w:bookmarkEnd w:id="0"/>
       <w:r>
         <w:rPr>
           <w:rFonts w:hint="eastAsia"/>
@@ -258,7 +910,7 @@
     </w:p>
     <w:p>
       <w:pPr>
-        <w:pStyle w:val="9"/>
+        <w:pStyle w:val="11"/>
         <w:ind w:left="860" w:firstLine="0" w:firstLineChars="0"/>
         <w:rPr>
           <w:rFonts w:hint="eastAsia"/>
@@ -296,7 +948,7 @@
                     </pic:cNvPicPr>
                   </pic:nvPicPr>
                   <pic:blipFill>
-                    <a:blip r:embed="rId6"/>
+                    <a:blip r:embed="rId14"/>
                     <a:stretch>
                       <a:fillRect/>
                     </a:stretch>
@@ -319,7 +971,7 @@
     </w:p>
     <w:p>
       <w:pPr>
-        <w:pStyle w:val="9"/>
+        <w:pStyle w:val="11"/>
         <w:ind w:left="860" w:firstLine="0" w:firstLineChars="0"/>
         <w:rPr>
           <w:rFonts w:hint="eastAsia"/>
@@ -357,7 +1009,7 @@
                     </pic:cNvPicPr>
                   </pic:nvPicPr>
                   <pic:blipFill>
-                    <a:blip r:embed="rId7"/>
+                    <a:blip r:embed="rId15"/>
                     <a:stretch>
                       <a:fillRect/>
                     </a:stretch>
@@ -394,7 +1046,7 @@
     </w:p>
     <w:p>
       <w:pPr>
-        <w:pStyle w:val="9"/>
+        <w:pStyle w:val="11"/>
         <w:numPr>
           <w:ilvl w:val="0"/>
           <w:numId w:val="0"/>
@@ -424,9 +1076,6 @@
     <w:p>
       <w:pPr>
         <w:ind w:left="420"/>
-        <w:rPr>
-          <w:rFonts w:hint="eastAsia"/>
-        </w:rPr>
       </w:pPr>
       <w:r>
         <w:drawing>
@@ -447,7 +1096,7 @@
                     </pic:cNvPicPr>
                   </pic:nvPicPr>
                   <pic:blipFill>
-                    <a:blip r:embed="rId8"/>
+                    <a:blip r:embed="rId16"/>
                     <a:stretch>
                       <a:fillRect/>
                     </a:stretch>
@@ -470,7 +1119,993 @@
     </w:p>
     <w:p>
       <w:pPr>
-        <w:pStyle w:val="9"/>
+        <w:rPr>
+          <w:rFonts w:hint="eastAsia"/>
+          <w:lang w:val="en-US" w:eastAsia="zh-CN"/>
+        </w:rPr>
+      </w:pPr>
+      <w:r>
+        <w:rPr>
+          <w:rFonts w:hint="eastAsia"/>
+          <w:lang w:val="en-US" w:eastAsia="zh-CN"/>
+        </w:rPr>
+        <w:t>用法汇总：</w:t>
+      </w:r>
+    </w:p>
+    <w:p>
+      <w:pPr>
+        <w:ind w:firstLine="420" w:firstLineChars="0"/>
+        <w:rPr>
+          <w:rFonts w:hint="eastAsia"/>
+          <w:lang w:val="en-US" w:eastAsia="zh-CN"/>
+        </w:rPr>
+      </w:pPr>
+      <w:r>
+        <w:rPr>
+          <w:rFonts w:hint="eastAsia"/>
+          <w:lang w:val="en-US" w:eastAsia="zh-CN"/>
+        </w:rPr>
+        <w:t>nmcli</w:t>
+      </w:r>
+    </w:p>
+    <w:p>
+      <w:pPr>
+        <w:ind w:firstLine="420" w:firstLineChars="0"/>
+        <w:rPr>
+          <w:rFonts w:hint="eastAsia"/>
+          <w:lang w:val="en-US" w:eastAsia="zh-CN"/>
+        </w:rPr>
+      </w:pPr>
+    </w:p>
+    <w:p>
+      <w:pPr>
+        <w:ind w:firstLine="420" w:firstLineChars="0"/>
+        <w:rPr>
+          <w:rFonts w:hint="eastAsia"/>
+          <w:lang w:val="en-US" w:eastAsia="zh-CN"/>
+        </w:rPr>
+      </w:pPr>
+      <w:r>
+        <w:rPr>
+          <w:rFonts w:hint="eastAsia"/>
+          <w:lang w:val="en-US" w:eastAsia="zh-CN"/>
+        </w:rPr>
+        <w:t>nmcli general status</w:t>
+      </w:r>
+      <w:r>
+        <w:rPr>
+          <w:rFonts w:hint="eastAsia"/>
+          <w:lang w:val="en-US" w:eastAsia="zh-CN"/>
+        </w:rPr>
+        <w:tab/>
+      </w:r>
+      <w:r>
+        <w:rPr>
+          <w:rFonts w:hint="eastAsia"/>
+          <w:lang w:val="en-US" w:eastAsia="zh-CN"/>
+        </w:rPr>
+        <w:tab/>
+      </w:r>
+      <w:r>
+        <w:rPr>
+          <w:rFonts w:hint="eastAsia"/>
+          <w:lang w:val="en-US" w:eastAsia="zh-CN"/>
+        </w:rPr>
+        <w:tab/>
+      </w:r>
+      <w:r>
+        <w:rPr>
+          <w:rFonts w:hint="eastAsia"/>
+          <w:lang w:val="en-US" w:eastAsia="zh-CN"/>
+        </w:rPr>
+        <w:tab/>
+      </w:r>
+      <w:r>
+        <w:rPr>
+          <w:rFonts w:hint="eastAsia"/>
+          <w:lang w:val="en-US" w:eastAsia="zh-CN"/>
+        </w:rPr>
+        <w:t>//了解网络的连接性、Wi-Fi硬件/软件开关状态</w:t>
+      </w:r>
+    </w:p>
+    <w:p>
+      <w:pPr>
+        <w:ind w:firstLine="420" w:firstLineChars="0"/>
+        <w:rPr>
+          <w:rFonts w:hint="eastAsia"/>
+          <w:lang w:val="en-US" w:eastAsia="zh-CN"/>
+        </w:rPr>
+      </w:pPr>
+      <w:r>
+        <w:rPr>
+          <w:rFonts w:hint="default"/>
+          <w:lang w:val="en-US" w:eastAsia="zh-CN"/>
+        </w:rPr>
+        <w:t>nmcli general hostname 新主机名</w:t>
+      </w:r>
+      <w:r>
+        <w:rPr>
+          <w:rFonts w:hint="eastAsia"/>
+          <w:lang w:val="en-US" w:eastAsia="zh-CN"/>
+        </w:rPr>
+        <w:t xml:space="preserve"> </w:t>
+      </w:r>
+      <w:r>
+        <w:rPr>
+          <w:rFonts w:hint="eastAsia"/>
+          <w:lang w:val="en-US" w:eastAsia="zh-CN"/>
+        </w:rPr>
+        <w:tab/>
+      </w:r>
+      <w:r>
+        <w:rPr>
+          <w:rFonts w:hint="eastAsia"/>
+          <w:lang w:val="en-US" w:eastAsia="zh-CN"/>
+        </w:rPr>
+        <w:t>//修改主机名</w:t>
+      </w:r>
+    </w:p>
+    <w:p>
+      <w:pPr>
+        <w:ind w:firstLine="420" w:firstLineChars="0"/>
+        <w:rPr>
+          <w:rFonts w:hint="eastAsia"/>
+          <w:lang w:val="en-US" w:eastAsia="zh-CN"/>
+        </w:rPr>
+      </w:pPr>
+      <w:r>
+        <w:rPr>
+          <w:rFonts w:hint="default"/>
+          <w:lang w:val="en-US" w:eastAsia="zh-CN"/>
+        </w:rPr>
+        <w:t>nmcli general permissions</w:t>
+      </w:r>
+      <w:r>
+        <w:rPr>
+          <w:rFonts w:hint="eastAsia"/>
+          <w:lang w:val="en-US" w:eastAsia="zh-CN"/>
+        </w:rPr>
+        <w:tab/>
+      </w:r>
+      <w:r>
+        <w:rPr>
+          <w:rFonts w:hint="eastAsia"/>
+          <w:lang w:val="en-US" w:eastAsia="zh-CN"/>
+        </w:rPr>
+        <w:tab/>
+      </w:r>
+      <w:r>
+        <w:rPr>
+          <w:rFonts w:hint="eastAsia"/>
+          <w:lang w:val="en-US" w:eastAsia="zh-CN"/>
+        </w:rPr>
+        <w:tab/>
+      </w:r>
+      <w:r>
+        <w:rPr>
+          <w:rFonts w:hint="eastAsia"/>
+          <w:lang w:val="en-US" w:eastAsia="zh-CN"/>
+        </w:rPr>
+        <w:t>//查看权限</w:t>
+      </w:r>
+    </w:p>
+    <w:p>
+      <w:pPr>
+        <w:ind w:firstLine="420" w:firstLineChars="0"/>
+        <w:rPr>
+          <w:rFonts w:hint="eastAsia"/>
+          <w:lang w:val="en-US" w:eastAsia="zh-CN"/>
+        </w:rPr>
+      </w:pPr>
+      <w:r>
+        <w:rPr>
+          <w:rFonts w:hint="default"/>
+          <w:lang w:val="en-US" w:eastAsia="zh-CN"/>
+        </w:rPr>
+        <w:t>nmcli general reload</w:t>
+      </w:r>
+      <w:r>
+        <w:rPr>
+          <w:rFonts w:hint="eastAsia"/>
+          <w:lang w:val="en-US" w:eastAsia="zh-CN"/>
+        </w:rPr>
+        <w:tab/>
+      </w:r>
+      <w:r>
+        <w:rPr>
+          <w:rFonts w:hint="eastAsia"/>
+          <w:lang w:val="en-US" w:eastAsia="zh-CN"/>
+        </w:rPr>
+        <w:tab/>
+      </w:r>
+      <w:r>
+        <w:rPr>
+          <w:rFonts w:hint="eastAsia"/>
+          <w:lang w:val="en-US" w:eastAsia="zh-CN"/>
+        </w:rPr>
+        <w:tab/>
+      </w:r>
+      <w:r>
+        <w:rPr>
+          <w:rFonts w:hint="eastAsia"/>
+          <w:lang w:val="en-US" w:eastAsia="zh-CN"/>
+        </w:rPr>
+        <w:tab/>
+      </w:r>
+      <w:r>
+        <w:rPr>
+          <w:rFonts w:hint="eastAsia"/>
+          <w:lang w:val="en-US" w:eastAsia="zh-CN"/>
+        </w:rPr>
+        <w:t>//重载配置</w:t>
+      </w:r>
+    </w:p>
+    <w:p>
+      <w:pPr>
+        <w:ind w:firstLine="420" w:firstLineChars="0"/>
+        <w:rPr>
+          <w:rFonts w:hint="default"/>
+          <w:lang w:val="en-US" w:eastAsia="zh-CN"/>
+        </w:rPr>
+      </w:pPr>
+    </w:p>
+    <w:p>
+      <w:pPr>
+        <w:ind w:firstLine="420" w:firstLineChars="0"/>
+        <w:rPr>
+          <w:rFonts w:hint="default"/>
+          <w:lang w:val="en-US" w:eastAsia="zh-CN"/>
+        </w:rPr>
+      </w:pPr>
+      <w:r>
+        <w:rPr>
+          <w:rFonts w:hint="default"/>
+          <w:lang w:val="en-US" w:eastAsia="zh-CN"/>
+        </w:rPr>
+        <w:t>nmcli networking on</w:t>
+      </w:r>
+    </w:p>
+    <w:p>
+      <w:pPr>
+        <w:ind w:firstLine="420" w:firstLineChars="0"/>
+        <w:rPr>
+          <w:rFonts w:hint="default"/>
+          <w:lang w:val="en-US" w:eastAsia="zh-CN"/>
+        </w:rPr>
+      </w:pPr>
+      <w:r>
+        <w:rPr>
+          <w:rFonts w:hint="default"/>
+          <w:lang w:val="en-US" w:eastAsia="zh-CN"/>
+        </w:rPr>
+        <w:t>nmcli networking off</w:t>
+      </w:r>
+    </w:p>
+    <w:p>
+      <w:pPr>
+        <w:ind w:firstLine="420" w:firstLineChars="0"/>
+        <w:rPr>
+          <w:rFonts w:hint="default"/>
+          <w:lang w:val="en-US" w:eastAsia="zh-CN"/>
+        </w:rPr>
+      </w:pPr>
+      <w:r>
+        <w:rPr>
+          <w:rFonts w:hint="default"/>
+          <w:lang w:val="en-US" w:eastAsia="zh-CN"/>
+        </w:rPr>
+        <w:t>nmcli networking connectivity</w:t>
+      </w:r>
+    </w:p>
+    <w:p>
+      <w:pPr>
+        <w:ind w:firstLine="420" w:firstLineChars="0"/>
+        <w:rPr>
+          <w:rFonts w:hint="default"/>
+          <w:lang w:val="en-US" w:eastAsia="zh-CN"/>
+        </w:rPr>
+      </w:pPr>
+    </w:p>
+    <w:p>
+      <w:pPr>
+        <w:ind w:firstLine="420" w:firstLineChars="0"/>
+        <w:rPr>
+          <w:rFonts w:hint="default"/>
+          <w:lang w:val="en-US" w:eastAsia="zh-CN"/>
+        </w:rPr>
+      </w:pPr>
+      <w:r>
+        <w:rPr>
+          <w:rFonts w:hint="default"/>
+          <w:lang w:val="en-US" w:eastAsia="zh-CN"/>
+        </w:rPr>
+        <w:t>nmcli radio wifi on</w:t>
+      </w:r>
+    </w:p>
+    <w:p>
+      <w:pPr>
+        <w:ind w:firstLine="420" w:firstLineChars="0"/>
+        <w:rPr>
+          <w:rFonts w:hint="default"/>
+          <w:lang w:val="en-US" w:eastAsia="zh-CN"/>
+        </w:rPr>
+      </w:pPr>
+      <w:r>
+        <w:rPr>
+          <w:rFonts w:hint="default"/>
+          <w:lang w:val="en-US" w:eastAsia="zh-CN"/>
+        </w:rPr>
+        <w:t>nmcli radio wifi off</w:t>
+      </w:r>
+    </w:p>
+    <w:p>
+      <w:pPr>
+        <w:ind w:firstLine="420" w:firstLineChars="0"/>
+        <w:rPr>
+          <w:rFonts w:hint="default"/>
+          <w:lang w:val="en-US" w:eastAsia="zh-CN"/>
+        </w:rPr>
+      </w:pPr>
+      <w:r>
+        <w:rPr>
+          <w:rFonts w:hint="default"/>
+          <w:lang w:val="en-US" w:eastAsia="zh-CN"/>
+        </w:rPr>
+        <w:t>nmcli radio all</w:t>
+      </w:r>
+    </w:p>
+    <w:p>
+      <w:pPr>
+        <w:ind w:firstLine="420" w:firstLineChars="0"/>
+        <w:rPr>
+          <w:rFonts w:hint="default"/>
+          <w:lang w:val="en-US" w:eastAsia="zh-CN"/>
+        </w:rPr>
+      </w:pPr>
+    </w:p>
+    <w:p>
+      <w:pPr>
+        <w:ind w:firstLine="420" w:firstLineChars="0"/>
+        <w:rPr>
+          <w:rFonts w:hint="eastAsia"/>
+          <w:lang w:val="en-US" w:eastAsia="zh-CN"/>
+        </w:rPr>
+      </w:pPr>
+      <w:r>
+        <w:rPr>
+          <w:rFonts w:hint="eastAsia"/>
+          <w:lang w:val="en-US" w:eastAsia="zh-CN"/>
+        </w:rPr>
+        <w:t>nmcli device status</w:t>
+      </w:r>
+    </w:p>
+    <w:p>
+      <w:pPr>
+        <w:ind w:firstLine="420" w:firstLineChars="0"/>
+        <w:rPr>
+          <w:rFonts w:hint="default"/>
+          <w:lang w:val="en-US" w:eastAsia="zh-CN"/>
+        </w:rPr>
+      </w:pPr>
+      <w:r>
+        <w:rPr>
+          <w:rFonts w:hint="eastAsia"/>
+          <w:lang w:val="en-US" w:eastAsia="zh-CN"/>
+        </w:rPr>
+        <w:t>nmcli device wifi list</w:t>
+      </w:r>
+      <w:r>
+        <w:rPr>
+          <w:rFonts w:hint="eastAsia"/>
+          <w:lang w:val="en-US" w:eastAsia="zh-CN"/>
+        </w:rPr>
+        <w:tab/>
+      </w:r>
+      <w:r>
+        <w:rPr>
+          <w:rFonts w:hint="eastAsia"/>
+          <w:lang w:val="en-US" w:eastAsia="zh-CN"/>
+        </w:rPr>
+        <w:t>//列出可用无线网</w:t>
+      </w:r>
+    </w:p>
+    <w:p>
+      <w:pPr>
+        <w:ind w:firstLine="420" w:firstLineChars="0"/>
+        <w:rPr>
+          <w:rFonts w:hint="default"/>
+          <w:lang w:val="en-US" w:eastAsia="zh-CN"/>
+        </w:rPr>
+      </w:pPr>
+      <w:r>
+        <w:rPr>
+          <w:rFonts w:hint="default"/>
+          <w:lang w:val="en-US" w:eastAsia="zh-CN"/>
+        </w:rPr>
+        <w:t>nmcli --ask dev wifi connect &lt;</w:t>
+      </w:r>
+      <w:r>
+        <w:rPr>
+          <w:rFonts w:hint="eastAsia"/>
+          <w:lang w:val="en-US" w:eastAsia="zh-CN"/>
+        </w:rPr>
+        <w:t>name</w:t>
+      </w:r>
+      <w:r>
+        <w:rPr>
+          <w:rFonts w:hint="default"/>
+          <w:lang w:val="en-US" w:eastAsia="zh-CN"/>
+        </w:rPr>
+        <w:t>&gt; password &lt;passwd&gt;</w:t>
+      </w:r>
+    </w:p>
+    <w:p>
+      <w:pPr>
+        <w:ind w:firstLine="420" w:firstLineChars="0"/>
+        <w:rPr>
+          <w:rFonts w:hint="default"/>
+          <w:lang w:val="en-US" w:eastAsia="zh-CN"/>
+        </w:rPr>
+      </w:pPr>
+      <w:r>
+        <w:rPr>
+          <w:rFonts w:hint="default"/>
+          <w:lang w:val="en-US" w:eastAsia="zh-CN"/>
+        </w:rPr>
+        <w:t>nmcli --ask dev wifi connect &lt;name&gt;</w:t>
+      </w:r>
+    </w:p>
+    <w:p>
+      <w:pPr>
+        <w:ind w:firstLine="420" w:firstLineChars="0"/>
+        <w:rPr>
+          <w:rFonts w:hint="default"/>
+          <w:lang w:val="en-US" w:eastAsia="zh-CN"/>
+        </w:rPr>
+      </w:pPr>
+      <w:r>
+        <w:rPr>
+          <w:rFonts w:hint="default"/>
+          <w:lang w:val="en-US" w:eastAsia="zh-CN"/>
+        </w:rPr>
+        <w:t>nmcli device show 网卡名</w:t>
+      </w:r>
+    </w:p>
+    <w:p>
+      <w:pPr>
+        <w:ind w:firstLine="420" w:firstLineChars="0"/>
+        <w:rPr>
+          <w:rFonts w:hint="default"/>
+          <w:lang w:val="en-US" w:eastAsia="zh-CN"/>
+        </w:rPr>
+      </w:pPr>
+      <w:r>
+        <w:rPr>
+          <w:rFonts w:hint="default"/>
+          <w:lang w:val="en-US" w:eastAsia="zh-CN"/>
+        </w:rPr>
+        <w:t>nmcli device reapply 网卡名</w:t>
+      </w:r>
+    </w:p>
+    <w:p>
+      <w:pPr>
+        <w:ind w:firstLine="420" w:firstLineChars="0"/>
+        <w:rPr>
+          <w:rFonts w:hint="default"/>
+          <w:lang w:val="en-US" w:eastAsia="zh-CN"/>
+        </w:rPr>
+      </w:pPr>
+    </w:p>
+    <w:p>
+      <w:pPr>
+        <w:ind w:firstLine="420" w:firstLineChars="0"/>
+        <w:rPr>
+          <w:rFonts w:hint="default"/>
+          <w:lang w:val="en-US" w:eastAsia="zh-CN"/>
+        </w:rPr>
+      </w:pPr>
+      <w:r>
+        <w:rPr>
+          <w:rFonts w:hint="default"/>
+          <w:lang w:val="en-US" w:eastAsia="zh-CN"/>
+        </w:rPr>
+        <w:t>nmcli connection show</w:t>
+      </w:r>
+      <w:r>
+        <w:rPr>
+          <w:rFonts w:hint="eastAsia"/>
+          <w:lang w:val="en-US" w:eastAsia="zh-CN"/>
+        </w:rPr>
+        <w:t xml:space="preserve"> [--active]</w:t>
+      </w:r>
+      <w:r>
+        <w:rPr>
+          <w:rFonts w:hint="eastAsia"/>
+          <w:lang w:val="en-US" w:eastAsia="zh-CN"/>
+        </w:rPr>
+        <w:tab/>
+      </w:r>
+      <w:r>
+        <w:rPr>
+          <w:rFonts w:hint="eastAsia"/>
+          <w:lang w:val="en-US" w:eastAsia="zh-CN"/>
+        </w:rPr>
+        <w:tab/>
+      </w:r>
+      <w:r>
+        <w:rPr>
+          <w:rFonts w:hint="eastAsia"/>
+          <w:lang w:val="en-US" w:eastAsia="zh-CN"/>
+        </w:rPr>
+        <w:t>//查看所有连接</w:t>
+      </w:r>
+    </w:p>
+    <w:p>
+      <w:pPr>
+        <w:ind w:firstLine="420" w:firstLineChars="0"/>
+        <w:rPr>
+          <w:rFonts w:hint="eastAsia"/>
+          <w:lang w:val="en-US" w:eastAsia="zh-CN"/>
+        </w:rPr>
+      </w:pPr>
+      <w:r>
+        <w:rPr>
+          <w:rFonts w:hint="default"/>
+          <w:lang w:val="en-US" w:eastAsia="zh-CN"/>
+        </w:rPr>
+        <w:t>nmcli connection show "连接名"</w:t>
+      </w:r>
+      <w:r>
+        <w:rPr>
+          <w:rFonts w:hint="eastAsia"/>
+          <w:lang w:val="en-US" w:eastAsia="zh-CN"/>
+        </w:rPr>
+        <w:tab/>
+      </w:r>
+      <w:r>
+        <w:rPr>
+          <w:rFonts w:hint="eastAsia"/>
+          <w:lang w:val="en-US" w:eastAsia="zh-CN"/>
+        </w:rPr>
+        <w:tab/>
+      </w:r>
+      <w:r>
+        <w:rPr>
+          <w:rFonts w:hint="eastAsia"/>
+          <w:lang w:val="en-US" w:eastAsia="zh-CN"/>
+        </w:rPr>
+        <w:tab/>
+      </w:r>
+      <w:r>
+        <w:rPr>
+          <w:rFonts w:hint="eastAsia"/>
+          <w:lang w:val="en-US" w:eastAsia="zh-CN"/>
+        </w:rPr>
+        <w:t>//查看连接详情</w:t>
+      </w:r>
+    </w:p>
+    <w:p>
+      <w:pPr>
+        <w:ind w:firstLine="420" w:firstLineChars="0"/>
+        <w:rPr>
+          <w:rFonts w:hint="default"/>
+          <w:lang w:val="en-US" w:eastAsia="zh-CN"/>
+        </w:rPr>
+      </w:pPr>
+      <w:r>
+        <w:rPr>
+          <w:rFonts w:hint="default"/>
+          <w:lang w:val="en-US" w:eastAsia="zh-CN"/>
+        </w:rPr>
+        <w:t>nmcli connection add</w:t>
+      </w:r>
+    </w:p>
+    <w:p>
+      <w:pPr>
+        <w:ind w:firstLine="420" w:firstLineChars="0"/>
+        <w:rPr>
+          <w:rFonts w:hint="default"/>
+          <w:lang w:val="en-US" w:eastAsia="zh-CN"/>
+        </w:rPr>
+      </w:pPr>
+      <w:r>
+        <w:rPr>
+          <w:rFonts w:hint="default"/>
+          <w:lang w:val="en-US" w:eastAsia="zh-CN"/>
+        </w:rPr>
+        <w:t>nmcli connection add type ethernet con-name "我的办公室" ifname ens33</w:t>
+      </w:r>
+    </w:p>
+    <w:p>
+      <w:pPr>
+        <w:ind w:firstLine="420" w:firstLineChars="0"/>
+        <w:rPr>
+          <w:rFonts w:hint="default"/>
+          <w:lang w:val="en-US" w:eastAsia="zh-CN"/>
+        </w:rPr>
+      </w:pPr>
+      <w:r>
+        <w:rPr>
+          <w:rFonts w:hint="default"/>
+          <w:lang w:val="en-US" w:eastAsia="zh-CN"/>
+        </w:rPr>
+        <w:t>nmcli</w:t>
+      </w:r>
+      <w:r>
+        <w:rPr>
+          <w:rFonts w:hint="eastAsia"/>
+          <w:lang w:val="en-US" w:eastAsia="zh-CN"/>
+        </w:rPr>
+        <w:t xml:space="preserve"> </w:t>
+      </w:r>
+      <w:r>
+        <w:rPr>
+          <w:rFonts w:hint="default"/>
+          <w:lang w:val="en-US" w:eastAsia="zh-CN"/>
+        </w:rPr>
+        <w:t>connection add type ethernet con-name "我的静态IP" ifname ens33 ip4 192.168.1.100/24 gw4 192.168.1.1</w:t>
+      </w:r>
+    </w:p>
+    <w:p>
+      <w:pPr>
+        <w:ind w:firstLine="420" w:firstLineChars="0"/>
+        <w:rPr>
+          <w:rFonts w:hint="eastAsia"/>
+          <w:lang w:val="en-US" w:eastAsia="zh-CN"/>
+        </w:rPr>
+      </w:pPr>
+      <w:r>
+        <w:rPr>
+          <w:rFonts w:hint="default"/>
+          <w:lang w:val="en-US" w:eastAsia="zh-CN"/>
+        </w:rPr>
+        <w:t xml:space="preserve">nmcli connection down </w:t>
+      </w:r>
+      <w:r>
+        <w:rPr>
+          <w:rFonts w:hint="eastAsia"/>
+          <w:lang w:val="en-US" w:eastAsia="zh-CN"/>
+        </w:rPr>
+        <w:t>&lt;name&gt;</w:t>
+      </w:r>
+    </w:p>
+    <w:p>
+      <w:pPr>
+        <w:ind w:firstLine="420" w:firstLineChars="0"/>
+        <w:rPr>
+          <w:rFonts w:hint="default"/>
+          <w:lang w:val="en-US" w:eastAsia="zh-CN"/>
+        </w:rPr>
+      </w:pPr>
+      <w:r>
+        <w:rPr>
+          <w:rFonts w:hint="default"/>
+          <w:lang w:val="en-US" w:eastAsia="zh-CN"/>
+        </w:rPr>
+        <w:t xml:space="preserve">nmcli connection </w:t>
+      </w:r>
+      <w:r>
+        <w:rPr>
+          <w:rFonts w:hint="eastAsia"/>
+          <w:lang w:val="en-US" w:eastAsia="zh-CN"/>
+        </w:rPr>
+        <w:t xml:space="preserve">up </w:t>
+      </w:r>
+      <w:r>
+        <w:rPr>
+          <w:rFonts w:hint="default"/>
+          <w:lang w:val="en-US" w:eastAsia="zh-CN"/>
+        </w:rPr>
+        <w:t>&lt;name&gt;</w:t>
+      </w:r>
+    </w:p>
+    <w:p>
+      <w:pPr>
+        <w:ind w:firstLine="420" w:firstLineChars="0"/>
+        <w:rPr>
+          <w:rFonts w:hint="default"/>
+          <w:lang w:val="en-US" w:eastAsia="zh-CN"/>
+        </w:rPr>
+      </w:pPr>
+      <w:r>
+        <w:rPr>
+          <w:rFonts w:hint="default"/>
+          <w:lang w:val="en-US" w:eastAsia="zh-CN"/>
+        </w:rPr>
+        <w:t>nmcli connection reload</w:t>
+      </w:r>
+      <w:r>
+        <w:rPr>
+          <w:rFonts w:hint="eastAsia"/>
+          <w:lang w:val="en-US" w:eastAsia="zh-CN"/>
+        </w:rPr>
+        <w:tab/>
+      </w:r>
+      <w:r>
+        <w:rPr>
+          <w:rFonts w:hint="eastAsia"/>
+          <w:lang w:val="en-US" w:eastAsia="zh-CN"/>
+        </w:rPr>
+        <w:tab/>
+      </w:r>
+      <w:r>
+        <w:rPr>
+          <w:rFonts w:hint="eastAsia"/>
+          <w:lang w:val="en-US" w:eastAsia="zh-CN"/>
+        </w:rPr>
+        <w:tab/>
+      </w:r>
+      <w:r>
+        <w:rPr>
+          <w:rFonts w:hint="eastAsia"/>
+          <w:lang w:val="en-US" w:eastAsia="zh-CN"/>
+        </w:rPr>
+        <w:tab/>
+      </w:r>
+      <w:r>
+        <w:rPr>
+          <w:rFonts w:hint="eastAsia"/>
+          <w:lang w:val="en-US" w:eastAsia="zh-CN"/>
+        </w:rPr>
+        <w:t>//重载配置文件</w:t>
+      </w:r>
+    </w:p>
+    <w:p>
+      <w:pPr>
+        <w:ind w:firstLine="420" w:firstLineChars="0"/>
+        <w:rPr>
+          <w:rFonts w:hint="default"/>
+          <w:lang w:val="en-US" w:eastAsia="zh-CN"/>
+        </w:rPr>
+      </w:pPr>
+      <w:r>
+        <w:rPr>
+          <w:rFonts w:hint="default"/>
+          <w:lang w:val="en-US" w:eastAsia="zh-CN"/>
+        </w:rPr>
+        <w:t>nmcli connection delete "连接名"</w:t>
+      </w:r>
+    </w:p>
+    <w:p>
+      <w:pPr>
+        <w:ind w:firstLine="420" w:firstLineChars="0"/>
+        <w:rPr>
+          <w:rFonts w:hint="default"/>
+          <w:lang w:val="en-US" w:eastAsia="zh-CN"/>
+        </w:rPr>
+      </w:pPr>
+      <w:r>
+        <w:rPr>
+          <w:rFonts w:hint="default"/>
+          <w:lang w:val="en-US" w:eastAsia="zh-CN"/>
+        </w:rPr>
+        <w:t>nmcli connection modify "连接名" 参数 新值</w:t>
+      </w:r>
+    </w:p>
+    <w:p>
+      <w:pPr>
+        <w:ind w:firstLine="420" w:firstLineChars="0"/>
+        <w:rPr>
+          <w:rFonts w:hint="default"/>
+          <w:lang w:val="en-US" w:eastAsia="zh-CN"/>
+        </w:rPr>
+      </w:pPr>
+      <w:r>
+        <w:rPr>
+          <w:rFonts w:hint="default"/>
+          <w:lang w:val="en-US" w:eastAsia="zh-CN"/>
+        </w:rPr>
+        <w:t>nmcli connection modify "我的静态IP" ipv4.addresses 192.168.1.200/24</w:t>
+      </w:r>
+    </w:p>
+    <w:p>
+      <w:pPr>
+        <w:ind w:firstLine="420" w:firstLineChars="0"/>
+        <w:rPr>
+          <w:rFonts w:hint="default"/>
+          <w:lang w:val="en-US" w:eastAsia="zh-CN"/>
+        </w:rPr>
+      </w:pPr>
+      <w:r>
+        <w:rPr>
+          <w:rFonts w:hint="default"/>
+          <w:lang w:val="en-US" w:eastAsia="zh-CN"/>
+        </w:rPr>
+        <w:t>nmcli connection modify "我的静态IP" ipv4.gateway 192.168.1.1</w:t>
+      </w:r>
+    </w:p>
+    <w:p>
+      <w:pPr>
+        <w:ind w:firstLine="420" w:firstLineChars="0"/>
+        <w:rPr>
+          <w:rFonts w:hint="default"/>
+          <w:lang w:val="en-US" w:eastAsia="zh-CN"/>
+        </w:rPr>
+      </w:pPr>
+      <w:r>
+        <w:rPr>
+          <w:rFonts w:hint="default"/>
+          <w:lang w:val="en-US" w:eastAsia="zh-CN"/>
+        </w:rPr>
+        <w:t>nmcli connection modify "我的静态IP" ipv4.dns "8.8.8.8 114.114.114.114"</w:t>
+      </w:r>
+    </w:p>
+    <w:p>
+      <w:pPr>
+        <w:ind w:firstLine="420" w:firstLineChars="0"/>
+        <w:rPr>
+          <w:rFonts w:hint="default"/>
+          <w:lang w:val="en-US" w:eastAsia="zh-CN"/>
+        </w:rPr>
+      </w:pPr>
+      <w:r>
+        <w:rPr>
+          <w:rFonts w:hint="default"/>
+          <w:lang w:val="en-US" w:eastAsia="zh-CN"/>
+        </w:rPr>
+        <w:t>nmcli connection modify "我的静态IP" ipv4.method manual</w:t>
+      </w:r>
+      <w:r>
+        <w:rPr>
+          <w:rFonts w:hint="eastAsia"/>
+          <w:lang w:val="en-US" w:eastAsia="zh-CN"/>
+        </w:rPr>
+        <w:t xml:space="preserve"> (manual为静态，auto为DHCP）</w:t>
+      </w:r>
+      <w:r>
+        <w:rPr>
+          <w:rFonts w:hint="eastAsia"/>
+          <w:lang w:val="en-US" w:eastAsia="zh-CN"/>
+        </w:rPr>
+        <w:fldChar w:fldCharType="begin"/>
+      </w:r>
+      <w:r>
+        <w:rPr>
+          <w:rFonts w:hint="eastAsia"/>
+          <w:lang w:val="en-US" w:eastAsia="zh-CN"/>
+        </w:rPr>
+        <w:instrText xml:space="preserve"> HYPERLINK "https://cloud.tencent.cn/document/product/1397/119192" \t "https://chat.deepseek.com/a/chat/s/_blank" </w:instrText>
+      </w:r>
+      <w:r>
+        <w:rPr>
+          <w:rFonts w:hint="eastAsia"/>
+          <w:lang w:val="en-US" w:eastAsia="zh-CN"/>
+        </w:rPr>
+        <w:fldChar w:fldCharType="separate"/>
+      </w:r>
+      <w:r>
+        <w:rPr>
+          <w:rFonts w:hint="eastAsia"/>
+          <w:lang w:val="en-US" w:eastAsia="zh-CN"/>
+        </w:rPr>
+        <w:fldChar w:fldCharType="end"/>
+      </w:r>
+      <w:r>
+        <w:rPr>
+          <w:rFonts w:hint="eastAsia"/>
+          <w:lang w:val="en-US" w:eastAsia="zh-CN"/>
+        </w:rPr>
+        <w:fldChar w:fldCharType="begin"/>
+      </w:r>
+      <w:r>
+        <w:rPr>
+          <w:rFonts w:hint="eastAsia"/>
+          <w:lang w:val="en-US" w:eastAsia="zh-CN"/>
+        </w:rPr>
+        <w:instrText xml:space="preserve"> HYPERLINK "https://kb.kylinos.cn/zsk_search/search?key=nmcli&amp;type=faq" \t "https://chat.deepseek.com/a/chat/s/_blank" </w:instrText>
+      </w:r>
+      <w:r>
+        <w:rPr>
+          <w:rFonts w:hint="eastAsia"/>
+          <w:lang w:val="en-US" w:eastAsia="zh-CN"/>
+        </w:rPr>
+        <w:fldChar w:fldCharType="separate"/>
+      </w:r>
+      <w:r>
+        <w:rPr>
+          <w:rFonts w:hint="eastAsia"/>
+          <w:lang w:val="en-US" w:eastAsia="zh-CN"/>
+        </w:rPr>
+        <w:fldChar w:fldCharType="end"/>
+      </w:r>
+      <w:r>
+        <w:rPr>
+          <w:rFonts w:hint="eastAsia"/>
+          <w:lang w:val="en-US" w:eastAsia="zh-CN"/>
+        </w:rPr>
+        <w:t>。</w:t>
+      </w:r>
+    </w:p>
+    <w:p>
+      <w:pPr>
+        <w:ind w:firstLine="420" w:firstLineChars="0"/>
+        <w:rPr>
+          <w:rFonts w:hint="default"/>
+          <w:lang w:val="en-US" w:eastAsia="zh-CN"/>
+        </w:rPr>
+      </w:pPr>
+      <w:r>
+        <w:rPr>
+          <w:rFonts w:hint="default"/>
+          <w:lang w:val="en-US" w:eastAsia="zh-CN"/>
+        </w:rPr>
+        <w:t>nmcli connection modify "连接名" autoconnect yes</w:t>
+      </w:r>
+    </w:p>
+    <w:p>
+      <w:pPr>
+        <w:ind w:firstLine="420" w:firstLineChars="0"/>
+        <w:rPr>
+          <w:rFonts w:hint="default"/>
+          <w:lang w:val="en-US" w:eastAsia="zh-CN"/>
+        </w:rPr>
+      </w:pPr>
+      <w:r>
+        <w:rPr>
+          <w:rFonts w:hint="default"/>
+          <w:lang w:val="en-US" w:eastAsia="zh-CN"/>
+        </w:rPr>
+        <w:t>nmcli connection modify "连接名" 802-3-ethernet.mtu 1400</w:t>
+      </w:r>
+    </w:p>
+    <w:p>
+      <w:pPr>
+        <w:rPr>
+          <w:rFonts w:hint="default"/>
+          <w:lang w:val="en-US" w:eastAsia="zh-CN"/>
+        </w:rPr>
+      </w:pPr>
+      <w:r>
+        <w:rPr>
+          <w:rFonts w:hint="default"/>
+          <w:lang w:val="en-US" w:eastAsia="zh-CN"/>
+        </w:rPr>
+        <w:drawing>
+          <wp:inline distT="0" distB="0" distL="114300" distR="114300">
+            <wp:extent cx="5269230" cy="2915920"/>
+            <wp:effectExtent l="0" t="0" r="7620" b="17780"/>
+            <wp:docPr id="9" name="图片 9"/>
+            <wp:cNvGraphicFramePr>
+              <a:graphicFrameLocks xmlns:a="http://schemas.openxmlformats.org/drawingml/2006/main" noChangeAspect="1"/>
+            </wp:cNvGraphicFramePr>
+            <a:graphic xmlns:a="http://schemas.openxmlformats.org/drawingml/2006/main">
+              <a:graphicData uri="http://schemas.openxmlformats.org/drawingml/2006/picture">
+                <pic:pic xmlns:pic="http://schemas.openxmlformats.org/drawingml/2006/picture">
+                  <pic:nvPicPr>
+                    <pic:cNvPr id="9" name="图片 9"/>
+                    <pic:cNvPicPr>
+                      <a:picLocks noChangeAspect="1"/>
+                    </pic:cNvPicPr>
+                  </pic:nvPicPr>
+                  <pic:blipFill>
+                    <a:blip r:embed="rId17"/>
+                    <a:stretch>
+                      <a:fillRect/>
+                    </a:stretch>
+                  </pic:blipFill>
+                  <pic:spPr>
+                    <a:xfrm>
+                      <a:off x="0" y="0"/>
+                      <a:ext cx="5269230" cy="2915920"/>
+                    </a:xfrm>
+                    <a:prstGeom prst="rect">
+                      <a:avLst/>
+                    </a:prstGeom>
+                    <a:noFill/>
+                    <a:ln>
+                      <a:noFill/>
+                    </a:ln>
+                  </pic:spPr>
+                </pic:pic>
+              </a:graphicData>
+            </a:graphic>
+          </wp:inline>
+        </w:drawing>
+      </w:r>
+    </w:p>
+    <w:p>
+      <w:pPr>
+        <w:pStyle w:val="11"/>
         <w:numPr>
           <w:ilvl w:val="0"/>
           <w:numId w:val="0"/>
@@ -478,14 +2113,20 @@
         <w:ind w:left="360" w:leftChars="0" w:hanging="360" w:firstLineChars="0"/>
         <w:rPr>
           <w:rFonts w:hint="eastAsia"/>
+          <w:b/>
+          <w:bCs/>
+          <w:sz w:val="28"/>
+          <w:szCs w:val="32"/>
         </w:rPr>
       </w:pPr>
       <w:r>
         <w:rPr>
           <w:rFonts w:hint="default" w:asciiTheme="minorHAnsi" w:hAnsiTheme="minorHAnsi" w:eastAsiaTheme="minorEastAsia" w:cstheme="minorBidi"/>
+          <w:b/>
+          <w:bCs/>
           <w:kern w:val="2"/>
-          <w:sz w:val="21"/>
-          <w:szCs w:val="22"/>
+          <w:sz w:val="28"/>
+          <w:szCs w:val="32"/>
           <w:lang w:val="en-US" w:eastAsia="zh-CN" w:bidi="ar-SA"/>
         </w:rPr>
         <w:t>2、</w:t>
@@ -493,13 +2134,17 @@
       <w:r>
         <w:rPr>
           <w:rFonts w:hint="eastAsia"/>
+          <w:b/>
+          <w:bCs/>
+          <w:sz w:val="28"/>
+          <w:szCs w:val="32"/>
         </w:rPr>
         <w:t>nmtui</w:t>
       </w:r>
     </w:p>
     <w:p>
       <w:pPr>
-        <w:pStyle w:val="9"/>
+        <w:pStyle w:val="11"/>
         <w:ind w:left="360" w:firstLine="0" w:firstLineChars="0"/>
         <w:rPr>
           <w:rFonts w:hint="eastAsia"/>
@@ -514,7 +2159,7 @@
     </w:p>
     <w:p>
       <w:pPr>
-        <w:pStyle w:val="9"/>
+        <w:pStyle w:val="11"/>
         <w:ind w:left="360" w:firstLine="0" w:firstLineChars="0"/>
         <w:rPr>
           <w:rFonts w:hint="eastAsia"/>
@@ -529,7 +2174,7 @@
     </w:p>
     <w:p>
       <w:pPr>
-        <w:pStyle w:val="9"/>
+        <w:pStyle w:val="11"/>
         <w:ind w:left="360" w:firstLine="0" w:firstLineChars="0"/>
         <w:rPr>
           <w:rFonts w:hint="eastAsia"/>
@@ -554,7 +2199,7 @@
                     </pic:cNvPicPr>
                   </pic:nvPicPr>
                   <pic:blipFill>
-                    <a:blip r:embed="rId9"/>
+                    <a:blip r:embed="rId18"/>
                     <a:stretch>
                       <a:fillRect/>
                     </a:stretch>
@@ -577,7 +2222,7 @@
     </w:p>
     <w:p>
       <w:pPr>
-        <w:pStyle w:val="9"/>
+        <w:pStyle w:val="11"/>
         <w:ind w:left="360" w:firstLine="0" w:firstLineChars="0"/>
         <w:rPr>
           <w:rFonts w:hint="eastAsia"/>
@@ -592,7 +2237,7 @@
     </w:p>
     <w:p>
       <w:pPr>
-        <w:pStyle w:val="9"/>
+        <w:pStyle w:val="11"/>
         <w:ind w:left="360" w:firstLine="0" w:firstLineChars="0"/>
         <w:rPr>
           <w:rFonts w:hint="eastAsia"/>
@@ -607,7 +2252,7 @@
     </w:p>
     <w:p>
       <w:pPr>
-        <w:pStyle w:val="9"/>
+        <w:pStyle w:val="11"/>
         <w:ind w:left="360" w:firstLine="0" w:firstLineChars="0"/>
         <w:rPr>
           <w:rFonts w:hint="eastAsia"/>
@@ -632,7 +2277,7 @@
                     </pic:cNvPicPr>
                   </pic:nvPicPr>
                   <pic:blipFill>
-                    <a:blip r:embed="rId10"/>
+                    <a:blip r:embed="rId19"/>
                     <a:stretch>
                       <a:fillRect/>
                     </a:stretch>
@@ -655,7 +2300,7 @@
     </w:p>
     <w:p>
       <w:pPr>
-        <w:pStyle w:val="9"/>
+        <w:pStyle w:val="11"/>
         <w:ind w:left="360" w:firstLine="0" w:firstLineChars="0"/>
         <w:rPr>
           <w:rFonts w:hint="eastAsia"/>
@@ -670,7 +2315,7 @@
     </w:p>
     <w:p>
       <w:pPr>
-        <w:pStyle w:val="9"/>
+        <w:pStyle w:val="11"/>
         <w:ind w:left="360" w:firstLine="0" w:firstLineChars="0"/>
         <w:rPr>
           <w:rFonts w:hint="eastAsia"/>
@@ -695,7 +2340,7 @@
                     </pic:cNvPicPr>
                   </pic:nvPicPr>
                   <pic:blipFill>
-                    <a:blip r:embed="rId11"/>
+                    <a:blip r:embed="rId20"/>
                     <a:stretch>
                       <a:fillRect/>
                     </a:stretch>
@@ -718,7 +2363,7 @@
     </w:p>
     <w:p>
       <w:pPr>
-        <w:pStyle w:val="9"/>
+        <w:pStyle w:val="11"/>
         <w:ind w:left="360" w:firstLine="0" w:firstLineChars="0"/>
         <w:rPr>
           <w:rFonts w:hint="eastAsia"/>
@@ -733,7 +2378,7 @@
     </w:p>
     <w:p>
       <w:pPr>
-        <w:pStyle w:val="9"/>
+        <w:pStyle w:val="11"/>
         <w:ind w:left="360" w:firstLine="0" w:firstLineChars="0"/>
         <w:rPr>
           <w:rFonts w:hint="eastAsia"/>
@@ -758,7 +2403,7 @@
                     </pic:cNvPicPr>
                   </pic:nvPicPr>
                   <pic:blipFill>
-                    <a:blip r:embed="rId12"/>
+                    <a:blip r:embed="rId21"/>
                     <a:stretch>
                       <a:fillRect/>
                     </a:stretch>
@@ -781,7 +2426,7 @@
     </w:p>
     <w:p>
       <w:pPr>
-        <w:pStyle w:val="9"/>
+        <w:pStyle w:val="11"/>
         <w:ind w:left="360" w:firstLine="0" w:firstLineChars="0"/>
         <w:rPr>
           <w:rFonts w:hint="eastAsia"/>
@@ -796,7 +2441,7 @@
     </w:p>
     <w:p>
       <w:pPr>
-        <w:pStyle w:val="9"/>
+        <w:pStyle w:val="11"/>
         <w:ind w:left="360" w:firstLine="0" w:firstLineChars="0"/>
         <w:rPr>
           <w:rFonts w:hint="eastAsia"/>
@@ -811,7 +2456,7 @@
     </w:p>
     <w:p>
       <w:pPr>
-        <w:pStyle w:val="9"/>
+        <w:pStyle w:val="11"/>
         <w:ind w:left="360" w:firstLine="0" w:firstLineChars="0"/>
         <w:rPr>
           <w:rFonts w:hint="eastAsia"/>
@@ -836,7 +2481,7 @@
                     </pic:cNvPicPr>
                   </pic:nvPicPr>
                   <pic:blipFill>
-                    <a:blip r:embed="rId13"/>
+                    <a:blip r:embed="rId22"/>
                     <a:stretch>
                       <a:fillRect/>
                     </a:stretch>
@@ -866,7 +2511,7 @@
     </w:p>
     <w:p>
       <w:pPr>
-        <w:pStyle w:val="9"/>
+        <w:pStyle w:val="11"/>
         <w:numPr>
           <w:ilvl w:val="0"/>
           <w:numId w:val="0"/>
@@ -874,14 +2519,20 @@
         <w:ind w:left="360" w:leftChars="0" w:hanging="360" w:firstLineChars="0"/>
         <w:rPr>
           <w:rFonts w:hint="eastAsia"/>
+          <w:b/>
+          <w:bCs/>
+          <w:sz w:val="28"/>
+          <w:szCs w:val="32"/>
         </w:rPr>
       </w:pPr>
       <w:r>
         <w:rPr>
           <w:rFonts w:hint="default" w:asciiTheme="minorHAnsi" w:hAnsiTheme="minorHAnsi" w:eastAsiaTheme="minorEastAsia" w:cstheme="minorBidi"/>
+          <w:b/>
+          <w:bCs/>
           <w:kern w:val="2"/>
-          <w:sz w:val="21"/>
-          <w:szCs w:val="22"/>
+          <w:sz w:val="28"/>
+          <w:szCs w:val="32"/>
           <w:lang w:val="en-US" w:eastAsia="zh-CN" w:bidi="ar-SA"/>
         </w:rPr>
         <w:t>3、</w:t>
@@ -889,13 +2540,17 @@
       <w:r>
         <w:rPr>
           <w:rFonts w:hint="eastAsia"/>
+          <w:b/>
+          <w:bCs/>
+          <w:sz w:val="28"/>
+          <w:szCs w:val="32"/>
         </w:rPr>
         <w:t>wpa_supplicant</w:t>
       </w:r>
     </w:p>
     <w:p>
       <w:pPr>
-        <w:pStyle w:val="9"/>
+        <w:pStyle w:val="11"/>
         <w:numPr>
           <w:ilvl w:val="0"/>
           <w:numId w:val="0"/>
@@ -965,7 +2620,7 @@
                     </pic:cNvPicPr>
                   </pic:nvPicPr>
                   <pic:blipFill>
-                    <a:blip r:embed="rId14"/>
+                    <a:blip r:embed="rId23"/>
                     <a:stretch>
                       <a:fillRect/>
                     </a:stretch>
@@ -988,7 +2643,7 @@
     </w:p>
     <w:p>
       <w:pPr>
-        <w:pStyle w:val="9"/>
+        <w:pStyle w:val="11"/>
         <w:ind w:left="860" w:firstLine="0" w:firstLineChars="0"/>
         <w:rPr>
           <w:rFonts w:hint="eastAsia"/>
@@ -997,7 +2652,7 @@
     </w:p>
     <w:p>
       <w:pPr>
-        <w:pStyle w:val="9"/>
+        <w:pStyle w:val="11"/>
         <w:numPr>
           <w:ilvl w:val="0"/>
           <w:numId w:val="0"/>
@@ -1061,7 +2716,7 @@
                     </pic:cNvPicPr>
                   </pic:nvPicPr>
                   <pic:blipFill>
-                    <a:blip r:embed="rId15"/>
+                    <a:blip r:embed="rId24"/>
                     <a:stretch>
                       <a:fillRect/>
                     </a:stretch>
@@ -1084,7 +2739,7 @@
     </w:p>
     <w:p>
       <w:pPr>
-        <w:pStyle w:val="9"/>
+        <w:pStyle w:val="11"/>
         <w:ind w:left="860" w:firstLine="0" w:firstLineChars="0"/>
         <w:rPr>
           <w:rFonts w:hint="eastAsia"/>
@@ -1099,7 +2754,7 @@
     </w:p>
     <w:p>
       <w:pPr>
-        <w:pStyle w:val="9"/>
+        <w:pStyle w:val="11"/>
         <w:ind w:left="860" w:firstLine="0" w:firstLineChars="0"/>
         <w:rPr>
           <w:rFonts w:hint="eastAsia"/>
@@ -1124,7 +2779,7 @@
                     </pic:cNvPicPr>
                   </pic:nvPicPr>
                   <pic:blipFill>
-                    <a:blip r:embed="rId16"/>
+                    <a:blip r:embed="rId25"/>
                     <a:stretch>
                       <a:fillRect/>
                     </a:stretch>
@@ -1147,7 +2802,7 @@
     </w:p>
     <w:p>
       <w:pPr>
-        <w:pStyle w:val="9"/>
+        <w:pStyle w:val="11"/>
         <w:numPr>
           <w:ilvl w:val="0"/>
           <w:numId w:val="0"/>
@@ -1213,7 +2868,7 @@
     </w:p>
     <w:p>
       <w:pPr>
-        <w:pStyle w:val="9"/>
+        <w:pStyle w:val="11"/>
         <w:ind w:left="860" w:firstLine="0" w:firstLineChars="0"/>
         <w:rPr>
           <w:rFonts w:hint="eastAsia"/>
@@ -1238,7 +2893,7 @@
                     </pic:cNvPicPr>
                   </pic:nvPicPr>
                   <pic:blipFill>
-                    <a:blip r:embed="rId17"/>
+                    <a:blip r:embed="rId26"/>
                     <a:stretch>
                       <a:fillRect/>
                     </a:stretch>
@@ -1261,7 +2916,7 @@
     </w:p>
     <w:p>
       <w:pPr>
-        <w:pStyle w:val="9"/>
+        <w:pStyle w:val="11"/>
         <w:ind w:left="860" w:firstLine="0" w:firstLineChars="0"/>
         <w:rPr>
           <w:rFonts w:hint="eastAsia"/>
@@ -1285,7 +2940,7 @@
     </w:p>
     <w:p>
       <w:pPr>
-        <w:pStyle w:val="9"/>
+        <w:pStyle w:val="11"/>
         <w:numPr>
           <w:ilvl w:val="0"/>
           <w:numId w:val="0"/>
@@ -1363,7 +3018,7 @@
                     </pic:cNvPicPr>
                   </pic:nvPicPr>
                   <pic:blipFill>
-                    <a:blip r:embed="rId18"/>
+                    <a:blip r:embed="rId27"/>
                     <a:stretch>
                       <a:fillRect/>
                     </a:stretch>
@@ -1386,7 +3041,7 @@
     </w:p>
     <w:p>
       <w:pPr>
-        <w:pStyle w:val="9"/>
+        <w:pStyle w:val="11"/>
         <w:numPr>
           <w:ilvl w:val="0"/>
           <w:numId w:val="0"/>
@@ -1464,7 +3119,7 @@
                     </pic:cNvPicPr>
                   </pic:nvPicPr>
                   <pic:blipFill>
-                    <a:blip r:embed="rId19"/>
+                    <a:blip r:embed="rId28"/>
                     <a:stretch>
                       <a:fillRect/>
                     </a:stretch>
@@ -1719,7 +3374,7 @@
                     </pic:cNvPicPr>
                   </pic:nvPicPr>
                   <pic:blipFill>
-                    <a:blip r:embed="rId20"/>
+                    <a:blip r:embed="rId29"/>
                     <a:stretch>
                       <a:fillRect/>
                     </a:stretch>
@@ -1856,8 +3511,239 @@
           <w:rFonts w:hint="eastAsia"/>
         </w:rPr>
       </w:pPr>
-      <w:r>
-        <w:tab/>
+    </w:p>
+    <w:p>
+      <w:pPr>
+        <w:rPr>
+          <w:rFonts w:hint="eastAsia"/>
+          <w:b/>
+          <w:bCs/>
+          <w:sz w:val="28"/>
+          <w:szCs w:val="32"/>
+          <w:lang w:val="en-US" w:eastAsia="zh-CN"/>
+        </w:rPr>
+      </w:pPr>
+      <w:r>
+        <w:rPr>
+          <w:rFonts w:hint="eastAsia"/>
+          <w:b/>
+          <w:bCs/>
+          <w:sz w:val="28"/>
+          <w:szCs w:val="32"/>
+          <w:lang w:val="en-US" w:eastAsia="zh-CN"/>
+        </w:rPr>
+        <w:t xml:space="preserve">wireless-tools </w:t>
+      </w:r>
+    </w:p>
+    <w:p>
+      <w:pPr>
+        <w:rPr>
+          <w:rFonts w:hint="eastAsia"/>
+          <w:lang w:val="en-US" w:eastAsia="zh-CN"/>
+        </w:rPr>
+      </w:pPr>
+      <w:r>
+        <w:rPr>
+          <w:rFonts w:hint="eastAsia"/>
+          <w:lang w:val="en-US" w:eastAsia="zh-CN"/>
+        </w:rPr>
+        <w:t>iwconfig</w:t>
+      </w:r>
+    </w:p>
+    <w:p>
+      <w:pPr>
+        <w:rPr>
+          <w:rFonts w:hint="eastAsia"/>
+          <w:lang w:val="en-US" w:eastAsia="zh-CN"/>
+        </w:rPr>
+      </w:pPr>
+      <w:bookmarkStart w:id="0" w:name="_GoBack"/>
+      <w:bookmarkEnd w:id="0"/>
+      <w:r>
+        <w:rPr>
+          <w:rFonts w:hint="eastAsia"/>
+          <w:lang w:val="en-US" w:eastAsia="zh-CN"/>
+        </w:rPr>
+        <w:t>查看无线网络接口</w:t>
+      </w:r>
+    </w:p>
+    <w:p>
+      <w:pPr>
+        <w:rPr>
+          <w:rFonts w:hint="eastAsia"/>
+          <w:lang w:val="en-US" w:eastAsia="zh-CN"/>
+        </w:rPr>
+      </w:pPr>
+      <w:r>
+        <w:rPr>
+          <w:rFonts w:hint="eastAsia"/>
+          <w:lang w:val="en-US" w:eastAsia="zh-CN"/>
+        </w:rPr>
+        <w:drawing>
+          <wp:inline distT="0" distB="0" distL="0" distR="0">
+            <wp:extent cx="5274310" cy="2327275"/>
+            <wp:effectExtent l="0" t="0" r="2540" b="15875"/>
+            <wp:docPr id="184105280" name="图片 1"/>
+            <wp:cNvGraphicFramePr>
+              <a:graphicFrameLocks xmlns:a="http://schemas.openxmlformats.org/drawingml/2006/main" noChangeAspect="1"/>
+            </wp:cNvGraphicFramePr>
+            <a:graphic xmlns:a="http://schemas.openxmlformats.org/drawingml/2006/main">
+              <a:graphicData uri="http://schemas.openxmlformats.org/drawingml/2006/picture">
+                <pic:pic xmlns:pic="http://schemas.openxmlformats.org/drawingml/2006/picture">
+                  <pic:nvPicPr>
+                    <pic:cNvPr id="184105280" name="图片 1"/>
+                    <pic:cNvPicPr>
+                      <a:picLocks noChangeAspect="1"/>
+                    </pic:cNvPicPr>
+                  </pic:nvPicPr>
+                  <pic:blipFill>
+                    <a:blip r:embed="rId30"/>
+                    <a:stretch>
+                      <a:fillRect/>
+                    </a:stretch>
+                  </pic:blipFill>
+                  <pic:spPr>
+                    <a:xfrm>
+                      <a:off x="0" y="0"/>
+                      <a:ext cx="5274310" cy="2327275"/>
+                    </a:xfrm>
+                    <a:prstGeom prst="rect">
+                      <a:avLst/>
+                    </a:prstGeom>
+                  </pic:spPr>
+                </pic:pic>
+              </a:graphicData>
+            </a:graphic>
+          </wp:inline>
+        </w:drawing>
+      </w:r>
+    </w:p>
+    <w:p>
+      <w:pPr>
+        <w:rPr>
+          <w:rFonts w:hint="eastAsia"/>
+          <w:lang w:val="en-US" w:eastAsia="zh-CN"/>
+        </w:rPr>
+      </w:pPr>
+      <w:r>
+        <w:rPr>
+          <w:rFonts w:hint="eastAsia"/>
+          <w:lang w:val="en-US" w:eastAsia="zh-CN"/>
+        </w:rPr>
+        <w:t>sudo ifconfig wlan0 up/down 开启、关闭wlan0.</w:t>
+      </w:r>
+    </w:p>
+    <w:p>
+      <w:pPr>
+        <w:rPr>
+          <w:rFonts w:hint="eastAsia"/>
+          <w:lang w:val="en-US" w:eastAsia="zh-CN"/>
+        </w:rPr>
+      </w:pPr>
+      <w:r>
+        <w:rPr>
+          <w:rFonts w:hint="eastAsia"/>
+          <w:lang w:val="en-US" w:eastAsia="zh-CN"/>
+        </w:rPr>
+        <w:t>sudo iwconfig wlan0 essid "your_network_name"</w:t>
+      </w:r>
+    </w:p>
+    <w:p>
+      <w:pPr>
+        <w:rPr>
+          <w:rFonts w:hint="eastAsia"/>
+          <w:lang w:val="en-US" w:eastAsia="zh-CN"/>
+        </w:rPr>
+      </w:pPr>
+      <w:r>
+        <w:rPr>
+          <w:rFonts w:hint="eastAsia"/>
+          <w:lang w:val="en-US" w:eastAsia="zh-CN"/>
+        </w:rPr>
+        <w:t>sudo iwconfig wlan0 key "your_network_password"</w:t>
+      </w:r>
+    </w:p>
+    <w:p>
+      <w:pPr>
+        <w:rPr>
+          <w:rFonts w:hint="eastAsia"/>
+          <w:lang w:val="en-US" w:eastAsia="zh-CN"/>
+        </w:rPr>
+      </w:pPr>
+    </w:p>
+    <w:p>
+      <w:pPr>
+        <w:rPr>
+          <w:rFonts w:hint="default"/>
+          <w:lang w:val="en-US" w:eastAsia="zh-CN"/>
+        </w:rPr>
+      </w:pPr>
+      <w:r>
+        <w:rPr>
+          <w:rFonts w:hint="default"/>
+          <w:lang w:val="en-US" w:eastAsia="zh-CN"/>
+        </w:rPr>
+        <w:t>iwspy</w:t>
+      </w:r>
+    </w:p>
+    <w:p>
+      <w:pPr>
+        <w:rPr>
+          <w:rFonts w:hint="default"/>
+          <w:lang w:val="en-US" w:eastAsia="zh-CN"/>
+        </w:rPr>
+      </w:pPr>
+      <w:r>
+        <w:rPr>
+          <w:rFonts w:hint="default"/>
+          <w:lang w:val="en-US" w:eastAsia="zh-CN"/>
+        </w:rPr>
+        <w:t>iwevent</w:t>
+      </w:r>
+    </w:p>
+    <w:p>
+      <w:pPr>
+        <w:rPr>
+          <w:rFonts w:hint="default"/>
+          <w:lang w:val="en-US" w:eastAsia="zh-CN"/>
+        </w:rPr>
+      </w:pPr>
+      <w:r>
+        <w:rPr>
+          <w:rFonts w:hint="default"/>
+          <w:lang w:val="en-US" w:eastAsia="zh-CN"/>
+        </w:rPr>
+        <w:t>iwpriv</w:t>
+      </w:r>
+    </w:p>
+    <w:p>
+      <w:pPr>
+        <w:rPr>
+          <w:rFonts w:hint="default"/>
+          <w:lang w:val="en-US" w:eastAsia="zh-CN"/>
+        </w:rPr>
+      </w:pPr>
+      <w:r>
+        <w:rPr>
+          <w:rFonts w:hint="default"/>
+          <w:lang w:val="en-US" w:eastAsia="zh-CN"/>
+        </w:rPr>
+        <w:t>iwlist</w:t>
+      </w:r>
+    </w:p>
+    <w:p>
+      <w:pPr>
+        <w:rPr>
+          <w:rFonts w:hint="default"/>
+          <w:lang w:val="en-US" w:eastAsia="zh-CN"/>
+        </w:rPr>
+      </w:pPr>
+      <w:r>
+        <w:rPr>
+          <w:rFonts w:hint="default"/>
+          <w:lang w:val="en-US" w:eastAsia="zh-CN"/>
+        </w:rPr>
+        <w:t>wireless</w:t>
       </w:r>
     </w:p>
     <w:sectPr>
@@ -1875,7 +3761,7 @@
   <w:docDefaults>
     <w:rPrDefault>
       <w:rPr>
-        <w:rFonts w:asciiTheme="minorHAnsi" w:hAnsiTheme="minorHAnsi" w:eastAsiaTheme="minorEastAsia" w:cstheme="minorBidi"/>
+        <w:rFonts w:ascii="Times New Roman" w:hAnsi="Times New Roman" w:eastAsia="宋体" w:cs="Times New Roman"/>
       </w:rPr>
     </w:rPrDefault>
     <w:pPrDefault/>
@@ -1946,7 +3832,7 @@
     <w:lsdException w:qFormat="1" w:unhideWhenUsed="0" w:uiPriority="10" w:semiHidden="0" w:name="Title"/>
     <w:lsdException w:uiPriority="99" w:name="Closing"/>
     <w:lsdException w:uiPriority="99" w:name="Signature"/>
-    <w:lsdException w:uiPriority="1" w:name="Default Paragraph Font"/>
+    <w:lsdException w:qFormat="1" w:uiPriority="1" w:name="Default Paragraph Font"/>
     <w:lsdException w:uiPriority="99" w:name="Body Text"/>
     <w:lsdException w:uiPriority="99" w:name="Body Text Indent"/>
     <w:lsdException w:uiPriority="99" w:name="List Continue"/>
@@ -1977,14 +3863,14 @@
     <w:lsdException w:uiPriority="99" w:name="HTML Acronym"/>
     <w:lsdException w:uiPriority="99" w:name="HTML Address"/>
     <w:lsdException w:uiPriority="99" w:name="HTML Cite"/>
-    <w:lsdException w:uiPriority="99" w:name="HTML Code"/>
+    <w:lsdException w:qFormat="1" w:uiPriority="99" w:name="HTML Code"/>
     <w:lsdException w:uiPriority="99" w:name="HTML Definition"/>
     <w:lsdException w:uiPriority="99" w:name="HTML Keyboard"/>
     <w:lsdException w:uiPriority="99" w:semiHidden="0" w:name="HTML Preformatted"/>
     <w:lsdException w:uiPriority="99" w:name="HTML Sample"/>
     <w:lsdException w:uiPriority="99" w:name="HTML Typewriter"/>
     <w:lsdException w:uiPriority="99" w:name="HTML Variable"/>
-    <w:lsdException w:uiPriority="99" w:name="Normal Table"/>
+    <w:lsdException w:qFormat="1" w:uiPriority="99" w:name="Normal Table"/>
     <w:lsdException w:uiPriority="99" w:name="annotation subject"/>
     <w:lsdException w:uiPriority="99" w:name="Table Simple 1"/>
     <w:lsdException w:uiPriority="99" w:name="Table Simple 2"/>
@@ -2151,12 +4037,14 @@
     <w:name w:val="Default Paragraph Font"/>
     <w:semiHidden/>
     <w:unhideWhenUsed/>
+    <w:qFormat/>
     <w:uiPriority w:val="1"/>
   </w:style>
   <w:style w:type="table" w:default="1" w:styleId="5">
     <w:name w:val="Normal Table"/>
     <w:semiHidden/>
     <w:unhideWhenUsed/>
+    <w:qFormat/>
     <w:uiPriority w:val="99"/>
     <w:tblPr>
       <w:tblCellMar>
@@ -2170,7 +4058,7 @@
   <w:style w:type="paragraph" w:styleId="2">
     <w:name w:val="footer"/>
     <w:basedOn w:val="1"/>
-    <w:link w:val="8"/>
+    <w:link w:val="10"/>
     <w:unhideWhenUsed/>
     <w:uiPriority w:val="99"/>
     <w:pPr>
@@ -2189,7 +4077,7 @@
   <w:style w:type="paragraph" w:styleId="3">
     <w:name w:val="header"/>
     <w:basedOn w:val="1"/>
-    <w:link w:val="7"/>
+    <w:link w:val="9"/>
     <w:unhideWhenUsed/>
     <w:uiPriority w:val="99"/>
     <w:pPr>
@@ -2208,7 +4096,7 @@
   <w:style w:type="paragraph" w:styleId="4">
     <w:name w:val="HTML Preformatted"/>
     <w:basedOn w:val="1"/>
-    <w:link w:val="10"/>
+    <w:link w:val="12"/>
     <w:unhideWhenUsed/>
     <w:uiPriority w:val="99"/>
     <w:pPr>
@@ -2240,17 +4128,39 @@
       <w:szCs w:val="24"/>
     </w:rPr>
   </w:style>
-  <w:style w:type="character" w:customStyle="1" w:styleId="7">
+  <w:style w:type="character" w:styleId="7">
+    <w:name w:val="Strong"/>
+    <w:basedOn w:val="6"/>
+    <w:qFormat/>
+    <w:uiPriority w:val="22"/>
+    <w:rPr>
+      <w:b/>
+    </w:rPr>
+  </w:style>
+  <w:style w:type="character" w:styleId="8">
+    <w:name w:val="HTML Code"/>
+    <w:basedOn w:val="6"/>
+    <w:semiHidden/>
+    <w:unhideWhenUsed/>
+    <w:qFormat/>
+    <w:uiPriority w:val="99"/>
+    <w:rPr>
+      <w:rFonts w:ascii="Courier New" w:hAnsi="Courier New"/>
+      <w:sz w:val="20"/>
+    </w:rPr>
+  </w:style>
+  <w:style w:type="character" w:customStyle="1" w:styleId="9">
     <w:name w:val="页眉 字符"/>
     <w:basedOn w:val="6"/>
     <w:link w:val="3"/>
+    <w:qFormat/>
     <w:uiPriority w:val="99"/>
     <w:rPr>
       <w:sz w:val="18"/>
       <w:szCs w:val="18"/>
     </w:rPr>
   </w:style>
-  <w:style w:type="character" w:customStyle="1" w:styleId="8">
+  <w:style w:type="character" w:customStyle="1" w:styleId="10">
     <w:name w:val="页脚 字符"/>
     <w:basedOn w:val="6"/>
     <w:link w:val="2"/>
@@ -2260,7 +4170,7 @@
       <w:szCs w:val="18"/>
     </w:rPr>
   </w:style>
-  <w:style w:type="paragraph" w:styleId="9">
+  <w:style w:type="paragraph" w:styleId="11">
     <w:name w:val="List Paragraph"/>
     <w:basedOn w:val="1"/>
     <w:qFormat/>
@@ -2269,10 +4179,11 @@
       <w:ind w:firstLine="420" w:firstLineChars="200"/>
     </w:pPr>
   </w:style>
-  <w:style w:type="character" w:customStyle="1" w:styleId="10">
+  <w:style w:type="character" w:customStyle="1" w:styleId="12">
     <w:name w:val="HTML 预设格式 字符"/>
     <w:basedOn w:val="6"/>
     <w:link w:val="4"/>
+    <w:qFormat/>
     <w:uiPriority w:val="99"/>
     <w:rPr>
       <w:rFonts w:ascii="宋体" w:hAnsi="宋体" w:eastAsia="宋体" w:cs="宋体"/>
